--- a/Suwilanji_Silwamba_CV_ZM.docx
+++ b/Suwilanji_Silwamba_CV_ZM.docx
@@ -339,6 +339,16 @@
           <w:lang w:val="en-GB"/>
         </w:rPr>
       </w:pPr>
+      <w:r>
+        <w:rPr>
+          <w:b/>
+          <w:bCs/>
+          <w:sz w:val="24"/>
+          <w:szCs w:val="24"/>
+          <w:lang w:val="en-GB"/>
+        </w:rPr>
+        <w:t xml:space="preserve">Intern </w:t>
+      </w:r>
       <w:r>
         <w:rPr>
           <w:b/>
@@ -726,6 +736,16 @@
           <w:szCs w:val="24"/>
           <w:lang w:val="en-GB"/>
         </w:rPr>
+        <w:t xml:space="preserve">Intern </w:t>
+      </w:r>
+      <w:r>
+        <w:rPr>
+          <w:b/>
+          <w:bCs/>
+          <w:sz w:val="24"/>
+          <w:szCs w:val="24"/>
+          <w:lang w:val="en-GB"/>
+        </w:rPr>
         <w:t>Software Engineer</w:t>
       </w:r>
       <w:r>
@@ -1204,6 +1224,7 @@
       <w:pPr>
         <w:pStyle w:val="Heading2"/>
         <w:shd w:val="pct15" w:color="auto" w:fill="auto"/>
+        <w:spacing w:before="0" w:after="120" w:line="240" w:lineRule="auto"/>
         <w:rPr>
           <w:b/>
           <w:bCs/>
@@ -1221,572 +1242,6 @@
           <w:szCs w:val="28"/>
         </w:rPr>
         <w:lastRenderedPageBreak/>
-        <w:t>SKILLS</w:t>
-      </w:r>
-    </w:p>
-    <w:p>
-      <w:pPr>
-        <w:spacing w:after="0" w:line="240" w:lineRule="auto"/>
-        <w:rPr>
-          <w:rFonts w:asciiTheme="majorHAnsi" w:hAnsiTheme="majorHAnsi" w:cstheme="majorHAnsi"/>
-          <w:sz w:val="24"/>
-          <w:szCs w:val="24"/>
-        </w:rPr>
-      </w:pPr>
-      <w:r>
-        <w:rPr>
-          <w:rFonts w:asciiTheme="majorHAnsi" w:hAnsiTheme="majorHAnsi" w:cstheme="majorHAnsi"/>
-          <w:b/>
-          <w:sz w:val="24"/>
-          <w:szCs w:val="24"/>
-        </w:rPr>
-        <w:t xml:space="preserve">Programming Languages: </w:t>
-      </w:r>
-      <w:r>
-        <w:rPr>
-          <w:rFonts w:asciiTheme="majorHAnsi" w:hAnsiTheme="majorHAnsi" w:cstheme="majorHAnsi"/>
-          <w:sz w:val="24"/>
-          <w:szCs w:val="24"/>
-        </w:rPr>
-        <w:t>Java, Python,</w:t>
-      </w:r>
-      <w:r>
-        <w:rPr>
-          <w:rFonts w:asciiTheme="majorHAnsi" w:hAnsiTheme="majorHAnsi" w:cstheme="majorHAnsi"/>
-          <w:sz w:val="24"/>
-          <w:szCs w:val="24"/>
-        </w:rPr>
-        <w:t xml:space="preserve"> C#</w:t>
-      </w:r>
-      <w:r>
-        <w:rPr>
-          <w:rFonts w:asciiTheme="majorHAnsi" w:hAnsiTheme="majorHAnsi" w:cstheme="majorHAnsi"/>
-          <w:sz w:val="24"/>
-          <w:szCs w:val="24"/>
-        </w:rPr>
-        <w:t xml:space="preserve">, </w:t>
-      </w:r>
-      <w:r>
-        <w:rPr>
-          <w:rFonts w:asciiTheme="majorHAnsi" w:hAnsiTheme="majorHAnsi" w:cstheme="majorHAnsi"/>
-          <w:sz w:val="24"/>
-          <w:szCs w:val="24"/>
-        </w:rPr>
-        <w:t>SQL</w:t>
-      </w:r>
-      <w:r>
-        <w:rPr>
-          <w:rFonts w:asciiTheme="majorHAnsi" w:hAnsiTheme="majorHAnsi" w:cstheme="majorHAnsi"/>
-          <w:sz w:val="24"/>
-          <w:szCs w:val="24"/>
-        </w:rPr>
-        <w:t xml:space="preserve">, </w:t>
-      </w:r>
-      <w:r>
-        <w:rPr>
-          <w:rFonts w:asciiTheme="majorHAnsi" w:hAnsiTheme="majorHAnsi" w:cstheme="majorHAnsi"/>
-          <w:sz w:val="24"/>
-          <w:szCs w:val="24"/>
-        </w:rPr>
-        <w:t>JavaScript</w:t>
-      </w:r>
-    </w:p>
-    <w:p>
-      <w:pPr>
-        <w:spacing w:after="0"/>
-        <w:rPr>
-          <w:rFonts w:asciiTheme="majorHAnsi" w:hAnsiTheme="majorHAnsi" w:cstheme="majorHAnsi"/>
-          <w:sz w:val="24"/>
-          <w:szCs w:val="24"/>
-        </w:rPr>
-      </w:pPr>
-      <w:r>
-        <w:rPr>
-          <w:rFonts w:asciiTheme="majorHAnsi" w:hAnsiTheme="majorHAnsi" w:cstheme="majorHAnsi"/>
-          <w:b/>
-          <w:sz w:val="24"/>
-          <w:szCs w:val="24"/>
-        </w:rPr>
-        <w:t xml:space="preserve">Databases: </w:t>
-      </w:r>
-      <w:r>
-        <w:rPr>
-          <w:rFonts w:asciiTheme="majorHAnsi" w:hAnsiTheme="majorHAnsi" w:cstheme="majorHAnsi"/>
-          <w:sz w:val="24"/>
-          <w:szCs w:val="24"/>
-        </w:rPr>
-        <w:t>PostgreSQL</w:t>
-      </w:r>
-      <w:r>
-        <w:rPr>
-          <w:rFonts w:asciiTheme="majorHAnsi" w:hAnsiTheme="majorHAnsi" w:cstheme="majorHAnsi"/>
-          <w:sz w:val="24"/>
-          <w:szCs w:val="24"/>
-        </w:rPr>
-        <w:t xml:space="preserve">, </w:t>
-      </w:r>
-      <w:r>
-        <w:rPr>
-          <w:rFonts w:asciiTheme="majorHAnsi" w:hAnsiTheme="majorHAnsi" w:cstheme="majorHAnsi"/>
-          <w:sz w:val="24"/>
-          <w:szCs w:val="24"/>
-        </w:rPr>
-        <w:t>Oracle DB</w:t>
-      </w:r>
-    </w:p>
-    <w:p>
-      <w:pPr>
-        <w:spacing w:after="0" w:line="240" w:lineRule="auto"/>
-        <w:rPr>
-          <w:rFonts w:asciiTheme="majorHAnsi" w:hAnsiTheme="majorHAnsi" w:cstheme="majorHAnsi"/>
-          <w:sz w:val="24"/>
-          <w:szCs w:val="24"/>
-        </w:rPr>
-      </w:pPr>
-      <w:r>
-        <w:rPr>
-          <w:rFonts w:asciiTheme="majorHAnsi" w:hAnsiTheme="majorHAnsi" w:cstheme="majorHAnsi"/>
-          <w:b/>
-          <w:sz w:val="24"/>
-          <w:szCs w:val="24"/>
-        </w:rPr>
-        <w:t xml:space="preserve">Frameworks and other tools: </w:t>
-      </w:r>
-      <w:r>
-        <w:rPr>
-          <w:rFonts w:asciiTheme="majorHAnsi" w:hAnsiTheme="majorHAnsi" w:cstheme="majorHAnsi"/>
-          <w:sz w:val="24"/>
-          <w:szCs w:val="24"/>
-        </w:rPr>
-        <w:t>Spring Boot</w:t>
-      </w:r>
-      <w:r>
-        <w:rPr>
-          <w:rFonts w:asciiTheme="majorHAnsi" w:hAnsiTheme="majorHAnsi" w:cstheme="majorHAnsi"/>
-          <w:sz w:val="24"/>
-          <w:szCs w:val="24"/>
-        </w:rPr>
-        <w:t>,</w:t>
-      </w:r>
-      <w:r>
-        <w:rPr>
-          <w:rFonts w:asciiTheme="majorHAnsi" w:hAnsiTheme="majorHAnsi" w:cstheme="majorHAnsi"/>
-          <w:sz w:val="24"/>
-          <w:szCs w:val="24"/>
-        </w:rPr>
-        <w:t xml:space="preserve"> Kafka, Redis, RabbitMQ</w:t>
-      </w:r>
-      <w:r>
-        <w:rPr>
-          <w:rFonts w:asciiTheme="majorHAnsi" w:hAnsiTheme="majorHAnsi" w:cstheme="majorHAnsi"/>
-          <w:sz w:val="24"/>
-          <w:szCs w:val="24"/>
-        </w:rPr>
-        <w:t xml:space="preserve">, </w:t>
-      </w:r>
-      <w:r>
-        <w:rPr>
-          <w:rFonts w:asciiTheme="majorHAnsi" w:hAnsiTheme="majorHAnsi" w:cstheme="majorHAnsi"/>
-          <w:sz w:val="24"/>
-          <w:szCs w:val="24"/>
-        </w:rPr>
-        <w:t>React JS</w:t>
-      </w:r>
-      <w:r>
-        <w:rPr>
-          <w:rFonts w:asciiTheme="majorHAnsi" w:hAnsiTheme="majorHAnsi" w:cstheme="majorHAnsi"/>
-          <w:sz w:val="24"/>
-          <w:szCs w:val="24"/>
-        </w:rPr>
-        <w:t xml:space="preserve">, </w:t>
-      </w:r>
-      <w:r>
-        <w:rPr>
-          <w:rFonts w:asciiTheme="majorHAnsi" w:hAnsiTheme="majorHAnsi" w:cstheme="majorHAnsi"/>
-          <w:sz w:val="24"/>
-          <w:szCs w:val="24"/>
-        </w:rPr>
-        <w:t>Flask</w:t>
-      </w:r>
-      <w:r>
-        <w:rPr>
-          <w:rFonts w:asciiTheme="majorHAnsi" w:hAnsiTheme="majorHAnsi" w:cstheme="majorHAnsi"/>
-          <w:sz w:val="24"/>
-          <w:szCs w:val="24"/>
-        </w:rPr>
-        <w:t xml:space="preserve">, </w:t>
-      </w:r>
-      <w:r>
-        <w:rPr>
-          <w:rFonts w:asciiTheme="majorHAnsi" w:hAnsiTheme="majorHAnsi" w:cstheme="majorHAnsi"/>
-          <w:sz w:val="24"/>
-          <w:szCs w:val="24"/>
-        </w:rPr>
-        <w:t>Fast API</w:t>
-      </w:r>
-      <w:r>
-        <w:rPr>
-          <w:rFonts w:asciiTheme="majorHAnsi" w:hAnsiTheme="majorHAnsi" w:cstheme="majorHAnsi"/>
-          <w:sz w:val="24"/>
-          <w:szCs w:val="24"/>
-        </w:rPr>
-        <w:t xml:space="preserve">, </w:t>
-      </w:r>
-      <w:r>
-        <w:rPr>
-          <w:rFonts w:asciiTheme="majorHAnsi" w:hAnsiTheme="majorHAnsi" w:cstheme="majorHAnsi"/>
-          <w:sz w:val="24"/>
-          <w:szCs w:val="24"/>
-        </w:rPr>
-        <w:t>Git</w:t>
-      </w:r>
-      <w:r>
-        <w:rPr>
-          <w:rFonts w:asciiTheme="majorHAnsi" w:hAnsiTheme="majorHAnsi" w:cstheme="majorHAnsi"/>
-          <w:sz w:val="24"/>
-          <w:szCs w:val="24"/>
-        </w:rPr>
-        <w:t xml:space="preserve">, </w:t>
-      </w:r>
-      <w:r>
-        <w:rPr>
-          <w:rFonts w:asciiTheme="majorHAnsi" w:hAnsiTheme="majorHAnsi" w:cstheme="majorHAnsi"/>
-          <w:sz w:val="24"/>
-          <w:szCs w:val="24"/>
-        </w:rPr>
-        <w:t>Rest API</w:t>
-      </w:r>
-      <w:r>
-        <w:rPr>
-          <w:rFonts w:asciiTheme="majorHAnsi" w:hAnsiTheme="majorHAnsi" w:cstheme="majorHAnsi"/>
-          <w:sz w:val="24"/>
-          <w:szCs w:val="24"/>
-        </w:rPr>
-        <w:t xml:space="preserve">, </w:t>
-      </w:r>
-      <w:r>
-        <w:rPr>
-          <w:rFonts w:asciiTheme="majorHAnsi" w:hAnsiTheme="majorHAnsi" w:cstheme="majorHAnsi"/>
-          <w:sz w:val="24"/>
-          <w:szCs w:val="24"/>
-        </w:rPr>
-        <w:t>Docker</w:t>
-      </w:r>
-      <w:r>
-        <w:rPr>
-          <w:rFonts w:asciiTheme="majorHAnsi" w:hAnsiTheme="majorHAnsi" w:cstheme="majorHAnsi"/>
-          <w:sz w:val="24"/>
-          <w:szCs w:val="24"/>
-        </w:rPr>
-        <w:t xml:space="preserve">, </w:t>
-      </w:r>
-      <w:r>
-        <w:rPr>
-          <w:rFonts w:asciiTheme="majorHAnsi" w:hAnsiTheme="majorHAnsi" w:cstheme="majorHAnsi"/>
-          <w:sz w:val="24"/>
-          <w:szCs w:val="24"/>
-        </w:rPr>
-        <w:t>Kubernetes,</w:t>
-      </w:r>
-      <w:r>
-        <w:rPr>
-          <w:rFonts w:asciiTheme="majorHAnsi" w:hAnsiTheme="majorHAnsi" w:cstheme="majorHAnsi"/>
-          <w:sz w:val="24"/>
-          <w:szCs w:val="24"/>
-        </w:rPr>
-        <w:t xml:space="preserve"> Junit</w:t>
-      </w:r>
-      <w:r>
-        <w:rPr>
-          <w:rFonts w:asciiTheme="majorHAnsi" w:hAnsiTheme="majorHAnsi" w:cstheme="majorHAnsi"/>
-          <w:sz w:val="24"/>
-          <w:szCs w:val="24"/>
-        </w:rPr>
-        <w:t xml:space="preserve">, </w:t>
-      </w:r>
-      <w:r>
-        <w:rPr>
-          <w:rFonts w:asciiTheme="majorHAnsi" w:hAnsiTheme="majorHAnsi" w:cstheme="majorHAnsi"/>
-          <w:sz w:val="24"/>
-          <w:szCs w:val="24"/>
-        </w:rPr>
-        <w:t>HTML</w:t>
-      </w:r>
-      <w:r>
-        <w:rPr>
-          <w:rFonts w:asciiTheme="majorHAnsi" w:hAnsiTheme="majorHAnsi" w:cstheme="majorHAnsi"/>
-          <w:sz w:val="24"/>
-          <w:szCs w:val="24"/>
-        </w:rPr>
-        <w:t xml:space="preserve">, </w:t>
-      </w:r>
-      <w:r>
-        <w:rPr>
-          <w:rFonts w:asciiTheme="majorHAnsi" w:hAnsiTheme="majorHAnsi" w:cstheme="majorHAnsi"/>
-          <w:sz w:val="24"/>
-          <w:szCs w:val="24"/>
-        </w:rPr>
-        <w:t>CSS</w:t>
-      </w:r>
-    </w:p>
-    <w:p>
-      <w:pPr>
-        <w:spacing w:after="0" w:line="240" w:lineRule="auto"/>
-        <w:rPr>
-          <w:rFonts w:asciiTheme="majorHAnsi" w:eastAsia="Times New Roman" w:hAnsiTheme="majorHAnsi" w:cstheme="majorHAnsi"/>
-          <w:color w:val="000000"/>
-          <w:sz w:val="24"/>
-          <w:szCs w:val="24"/>
-        </w:rPr>
-      </w:pPr>
-      <w:r>
-        <w:rPr>
-          <w:rFonts w:asciiTheme="majorHAnsi" w:eastAsia="Times New Roman" w:hAnsiTheme="majorHAnsi" w:cstheme="majorHAnsi"/>
-          <w:b/>
-          <w:bCs/>
-          <w:color w:val="000000"/>
-          <w:sz w:val="24"/>
-          <w:szCs w:val="24"/>
-        </w:rPr>
-        <w:t>CI/</w:t>
-      </w:r>
-      <w:r>
-        <w:rPr>
-          <w:rFonts w:asciiTheme="majorHAnsi" w:eastAsia="Times New Roman" w:hAnsiTheme="majorHAnsi" w:cstheme="majorHAnsi"/>
-          <w:b/>
-          <w:bCs/>
-          <w:color w:val="000000"/>
-          <w:sz w:val="24"/>
-          <w:szCs w:val="24"/>
-        </w:rPr>
-        <w:t>CD:</w:t>
-      </w:r>
-      <w:r>
-        <w:rPr>
-          <w:rFonts w:asciiTheme="majorHAnsi" w:eastAsia="Times New Roman" w:hAnsiTheme="majorHAnsi" w:cstheme="majorHAnsi"/>
-          <w:color w:val="000000"/>
-          <w:sz w:val="24"/>
-          <w:szCs w:val="24"/>
-        </w:rPr>
-        <w:t xml:space="preserve"> </w:t>
-      </w:r>
-      <w:r>
-        <w:rPr>
-          <w:rFonts w:asciiTheme="majorHAnsi" w:eastAsia="Times New Roman" w:hAnsiTheme="majorHAnsi" w:cstheme="majorHAnsi"/>
-          <w:color w:val="000000"/>
-          <w:sz w:val="24"/>
-          <w:szCs w:val="24"/>
-        </w:rPr>
-        <w:t xml:space="preserve"> </w:t>
-      </w:r>
-      <w:r>
-        <w:rPr>
-          <w:rFonts w:asciiTheme="majorHAnsi" w:eastAsia="Times New Roman" w:hAnsiTheme="majorHAnsi" w:cstheme="majorHAnsi"/>
-          <w:color w:val="000000"/>
-          <w:sz w:val="24"/>
-          <w:szCs w:val="24"/>
-        </w:rPr>
-        <w:t>GitHub Actions</w:t>
-      </w:r>
-    </w:p>
-    <w:p>
-      <w:pPr>
-        <w:spacing w:after="0" w:line="240" w:lineRule="auto"/>
-        <w:rPr>
-          <w:rFonts w:asciiTheme="majorHAnsi" w:hAnsiTheme="majorHAnsi" w:cstheme="majorHAnsi"/>
-          <w:sz w:val="24"/>
-          <w:szCs w:val="24"/>
-        </w:rPr>
-      </w:pPr>
-      <w:r>
-        <w:rPr>
-          <w:rFonts w:asciiTheme="majorHAnsi" w:eastAsia="Times New Roman" w:hAnsiTheme="majorHAnsi" w:cstheme="majorHAnsi"/>
-          <w:b/>
-          <w:bCs/>
-          <w:color w:val="000000"/>
-          <w:sz w:val="24"/>
-          <w:szCs w:val="24"/>
-        </w:rPr>
-        <w:t xml:space="preserve">Software Engineering </w:t>
-      </w:r>
-      <w:r>
-        <w:rPr>
-          <w:rFonts w:asciiTheme="majorHAnsi" w:eastAsia="Times New Roman" w:hAnsiTheme="majorHAnsi" w:cstheme="majorHAnsi"/>
-          <w:b/>
-          <w:bCs/>
-          <w:color w:val="000000"/>
-          <w:sz w:val="24"/>
-          <w:szCs w:val="24"/>
-        </w:rPr>
-        <w:t>Processes:</w:t>
-      </w:r>
-      <w:r>
-        <w:rPr>
-          <w:rFonts w:asciiTheme="majorHAnsi" w:eastAsia="Times New Roman" w:hAnsiTheme="majorHAnsi" w:cstheme="majorHAnsi"/>
-          <w:color w:val="000000"/>
-          <w:sz w:val="24"/>
-          <w:szCs w:val="24"/>
-        </w:rPr>
-        <w:t xml:space="preserve">  </w:t>
-      </w:r>
-      <w:r>
-        <w:rPr>
-          <w:rFonts w:asciiTheme="majorHAnsi" w:eastAsia="Times New Roman" w:hAnsiTheme="majorHAnsi" w:cstheme="majorHAnsi"/>
-          <w:color w:val="000000"/>
-          <w:sz w:val="24"/>
-          <w:szCs w:val="24"/>
-        </w:rPr>
-        <w:t>Agile</w:t>
-      </w:r>
-      <w:r>
-        <w:rPr>
-          <w:rFonts w:asciiTheme="majorHAnsi" w:eastAsia="Times New Roman" w:hAnsiTheme="majorHAnsi" w:cstheme="majorHAnsi"/>
-          <w:color w:val="000000"/>
-          <w:sz w:val="24"/>
-          <w:szCs w:val="24"/>
-        </w:rPr>
-        <w:t xml:space="preserve">, </w:t>
-      </w:r>
-      <w:r>
-        <w:rPr>
-          <w:rFonts w:asciiTheme="majorHAnsi" w:eastAsia="Times New Roman" w:hAnsiTheme="majorHAnsi" w:cstheme="majorHAnsi"/>
-          <w:color w:val="000000"/>
-          <w:sz w:val="24"/>
-          <w:szCs w:val="24"/>
-        </w:rPr>
-        <w:t>Scrum</w:t>
-      </w:r>
-      <w:r>
-        <w:rPr>
-          <w:rFonts w:asciiTheme="majorHAnsi" w:eastAsia="Times New Roman" w:hAnsiTheme="majorHAnsi" w:cstheme="majorHAnsi"/>
-          <w:color w:val="000000"/>
-          <w:sz w:val="24"/>
-          <w:szCs w:val="24"/>
-        </w:rPr>
-        <w:t xml:space="preserve">, </w:t>
-      </w:r>
-      <w:r>
-        <w:rPr>
-          <w:rFonts w:asciiTheme="majorHAnsi" w:eastAsia="Times New Roman" w:hAnsiTheme="majorHAnsi" w:cstheme="majorHAnsi"/>
-          <w:color w:val="000000"/>
-          <w:sz w:val="24"/>
-          <w:szCs w:val="24"/>
-        </w:rPr>
-        <w:t>Requirements Elicitation and Specification</w:t>
-      </w:r>
-      <w:r>
-        <w:rPr>
-          <w:rFonts w:asciiTheme="majorHAnsi" w:eastAsia="Times New Roman" w:hAnsiTheme="majorHAnsi" w:cstheme="majorHAnsi"/>
-          <w:color w:val="000000"/>
-          <w:sz w:val="24"/>
-          <w:szCs w:val="24"/>
-        </w:rPr>
-        <w:t xml:space="preserve">, </w:t>
-      </w:r>
-      <w:r>
-        <w:rPr>
-          <w:rFonts w:asciiTheme="majorHAnsi" w:eastAsia="Times New Roman" w:hAnsiTheme="majorHAnsi" w:cstheme="majorHAnsi"/>
-          <w:color w:val="000000"/>
-          <w:sz w:val="24"/>
-          <w:szCs w:val="24"/>
-        </w:rPr>
-        <w:t>Architecture Design</w:t>
-      </w:r>
-      <w:r>
-        <w:rPr>
-          <w:rFonts w:asciiTheme="majorHAnsi" w:eastAsia="Times New Roman" w:hAnsiTheme="majorHAnsi" w:cstheme="majorHAnsi"/>
-          <w:color w:val="000000"/>
-          <w:sz w:val="24"/>
-          <w:szCs w:val="24"/>
-        </w:rPr>
-        <w:t>,</w:t>
-      </w:r>
-      <w:r>
-        <w:rPr>
-          <w:rFonts w:asciiTheme="majorHAnsi" w:eastAsia="Times New Roman" w:hAnsiTheme="majorHAnsi" w:cstheme="majorHAnsi"/>
-          <w:color w:val="000000"/>
-          <w:sz w:val="24"/>
-          <w:szCs w:val="24"/>
-        </w:rPr>
-        <w:t xml:space="preserve"> </w:t>
-      </w:r>
-      <w:r>
-        <w:rPr>
-          <w:rFonts w:asciiTheme="majorHAnsi" w:eastAsia="Times New Roman" w:hAnsiTheme="majorHAnsi" w:cstheme="majorHAnsi"/>
-          <w:color w:val="000000"/>
-          <w:sz w:val="24"/>
-          <w:szCs w:val="24"/>
-        </w:rPr>
-        <w:t xml:space="preserve">Unit </w:t>
-      </w:r>
-      <w:r>
-        <w:rPr>
-          <w:rFonts w:asciiTheme="majorHAnsi" w:eastAsia="Times New Roman" w:hAnsiTheme="majorHAnsi" w:cstheme="majorHAnsi"/>
-          <w:color w:val="000000"/>
-          <w:sz w:val="24"/>
-          <w:szCs w:val="24"/>
-        </w:rPr>
-        <w:t>Testing</w:t>
-      </w:r>
-    </w:p>
-    <w:p>
-      <w:pPr>
-        <w:spacing w:after="120" w:line="240" w:lineRule="auto"/>
-        <w:rPr>
-          <w:b/>
-          <w:bCs/>
-          <w:sz w:val="24"/>
-          <w:szCs w:val="24"/>
-        </w:rPr>
-      </w:pPr>
-      <w:r>
-        <w:rPr>
-          <w:b/>
-          <w:bCs/>
-          <w:sz w:val="24"/>
-          <w:szCs w:val="24"/>
-        </w:rPr>
-        <w:t xml:space="preserve">Soft </w:t>
-      </w:r>
-      <w:r>
-        <w:rPr>
-          <w:b/>
-          <w:bCs/>
-          <w:sz w:val="24"/>
-          <w:szCs w:val="24"/>
-        </w:rPr>
-        <w:t xml:space="preserve">Skills: </w:t>
-      </w:r>
-      <w:r>
-        <w:rPr>
-          <w:color w:val="000000"/>
-          <w:sz w:val="24"/>
-          <w:szCs w:val="24"/>
-        </w:rPr>
-        <w:t>Team player &amp; Leader, Good communicator, Problem solver and highly analytical</w:t>
-      </w:r>
-    </w:p>
-    <w:p>
-      <w:pPr>
-        <w:pStyle w:val="Heading2"/>
-        <w:shd w:val="pct15" w:color="auto" w:fill="auto"/>
-        <w:spacing w:before="0" w:after="120" w:line="240" w:lineRule="auto"/>
-        <w:rPr>
-          <w:b/>
-          <w:bCs/>
-          <w:color w:val="auto"/>
-          <w:sz w:val="28"/>
-          <w:szCs w:val="28"/>
-        </w:rPr>
-      </w:pPr>
-      <w:r>
-        <w:rPr>
-          <w:b/>
-          <w:bCs/>
-          <w:color w:val="auto"/>
-          <w:sz w:val="28"/>
-          <w:szCs w:val="28"/>
-        </w:rPr>
         <w:t>EDUCATION</w:t>
       </w:r>
     </w:p>
@@ -2211,17 +1666,7 @@
           <w:sz w:val="24"/>
           <w:szCs w:val="24"/>
         </w:rPr>
-        <w:t>Grade 12 High School Certificate, 2012</w:t>
-      </w:r>
-      <w:r>
-        <w:rPr>
-          <w:rFonts w:asciiTheme="majorHAnsi" w:hAnsiTheme="majorHAnsi" w:cstheme="majorHAnsi"/>
-          <w:b/>
-          <w:bCs/>
-          <w:sz w:val="24"/>
-          <w:szCs w:val="24"/>
-        </w:rPr>
-        <w:t>-2016</w:t>
+        <w:t>Grade 12 High School Certificate, 2012-2016</w:t>
       </w:r>
       <w:r>
         <w:rPr>
@@ -2239,16 +1684,30 @@
         </w:rPr>
         <w:t xml:space="preserve">St </w:t>
       </w:r>
-      <w:proofErr w:type="spellStart"/>
-      <w:r>
-        <w:rPr>
-          <w:rFonts w:asciiTheme="majorHAnsi" w:hAnsiTheme="majorHAnsi" w:cstheme="majorHAnsi"/>
-          <w:sz w:val="24"/>
-          <w:szCs w:val="24"/>
-        </w:rPr>
-        <w:t>Pauls</w:t>
-      </w:r>
-      <w:proofErr w:type="spellEnd"/>
+      <w:r>
+        <w:rPr>
+          <w:rFonts w:asciiTheme="majorHAnsi" w:hAnsiTheme="majorHAnsi" w:cstheme="majorHAnsi"/>
+          <w:sz w:val="24"/>
+          <w:szCs w:val="24"/>
+        </w:rPr>
+        <w:t>Paul</w:t>
+      </w:r>
+      <w:r>
+        <w:rPr>
+          <w:rFonts w:asciiTheme="majorHAnsi" w:hAnsiTheme="majorHAnsi" w:cstheme="majorHAnsi"/>
+          <w:sz w:val="24"/>
+          <w:szCs w:val="24"/>
+        </w:rPr>
+        <w:t>’</w:t>
+      </w:r>
+      <w:r>
+        <w:rPr>
+          <w:rFonts w:asciiTheme="majorHAnsi" w:hAnsiTheme="majorHAnsi" w:cstheme="majorHAnsi"/>
+          <w:sz w:val="24"/>
+          <w:szCs w:val="24"/>
+        </w:rPr>
+        <w:t>s</w:t>
+      </w:r>
       <w:r>
         <w:rPr>
           <w:rFonts w:asciiTheme="majorHAnsi" w:hAnsiTheme="majorHAnsi" w:cstheme="majorHAnsi"/>
@@ -2256,6 +1715,200 @@
           <w:szCs w:val="24"/>
         </w:rPr>
         <w:t xml:space="preserve"> Mulungushi Secondary School </w:t>
+      </w:r>
+    </w:p>
+    <w:p>
+      <w:pPr>
+        <w:pStyle w:val="Heading2"/>
+        <w:shd w:val="pct15" w:color="auto" w:fill="auto"/>
+        <w:rPr>
+          <w:b/>
+          <w:bCs/>
+          <w:color w:val="auto"/>
+          <w:sz w:val="28"/>
+          <w:szCs w:val="28"/>
+        </w:rPr>
+      </w:pPr>
+      <w:bookmarkStart w:id="0" w:name="_Hlk208570079"/>
+      <w:r>
+        <w:rPr>
+          <w:b/>
+          <w:bCs/>
+          <w:color w:val="auto"/>
+          <w:sz w:val="28"/>
+          <w:szCs w:val="28"/>
+        </w:rPr>
+        <w:t>SKILLS</w:t>
+      </w:r>
+    </w:p>
+    <w:p>
+      <w:pPr>
+        <w:spacing w:after="0" w:line="240" w:lineRule="auto"/>
+        <w:rPr>
+          <w:rFonts w:asciiTheme="majorHAnsi" w:hAnsiTheme="majorHAnsi" w:cstheme="majorHAnsi"/>
+          <w:sz w:val="24"/>
+          <w:szCs w:val="24"/>
+        </w:rPr>
+      </w:pPr>
+      <w:r>
+        <w:rPr>
+          <w:rFonts w:asciiTheme="majorHAnsi" w:hAnsiTheme="majorHAnsi" w:cstheme="majorHAnsi"/>
+          <w:b/>
+          <w:sz w:val="24"/>
+          <w:szCs w:val="24"/>
+        </w:rPr>
+        <w:t xml:space="preserve">Programming Languages: </w:t>
+      </w:r>
+      <w:r>
+        <w:rPr>
+          <w:rFonts w:asciiTheme="majorHAnsi" w:hAnsiTheme="majorHAnsi" w:cstheme="majorHAnsi"/>
+          <w:sz w:val="24"/>
+          <w:szCs w:val="24"/>
+        </w:rPr>
+        <w:t>Java, Python, C#, SQL, JavaScript</w:t>
+      </w:r>
+    </w:p>
+    <w:p>
+      <w:pPr>
+        <w:spacing w:after="0"/>
+        <w:rPr>
+          <w:rFonts w:asciiTheme="majorHAnsi" w:hAnsiTheme="majorHAnsi" w:cstheme="majorHAnsi"/>
+          <w:sz w:val="24"/>
+          <w:szCs w:val="24"/>
+        </w:rPr>
+      </w:pPr>
+      <w:r>
+        <w:rPr>
+          <w:rFonts w:asciiTheme="majorHAnsi" w:hAnsiTheme="majorHAnsi" w:cstheme="majorHAnsi"/>
+          <w:b/>
+          <w:sz w:val="24"/>
+          <w:szCs w:val="24"/>
+        </w:rPr>
+        <w:t xml:space="preserve">Databases: </w:t>
+      </w:r>
+      <w:r>
+        <w:rPr>
+          <w:rFonts w:asciiTheme="majorHAnsi" w:hAnsiTheme="majorHAnsi" w:cstheme="majorHAnsi"/>
+          <w:sz w:val="24"/>
+          <w:szCs w:val="24"/>
+        </w:rPr>
+        <w:t>PostgreSQL, Oracle DB</w:t>
+      </w:r>
+    </w:p>
+    <w:p>
+      <w:pPr>
+        <w:spacing w:after="0" w:line="240" w:lineRule="auto"/>
+        <w:rPr>
+          <w:rFonts w:asciiTheme="majorHAnsi" w:hAnsiTheme="majorHAnsi" w:cstheme="majorHAnsi"/>
+          <w:sz w:val="24"/>
+          <w:szCs w:val="24"/>
+        </w:rPr>
+      </w:pPr>
+      <w:r>
+        <w:rPr>
+          <w:rFonts w:asciiTheme="majorHAnsi" w:hAnsiTheme="majorHAnsi" w:cstheme="majorHAnsi"/>
+          <w:b/>
+          <w:sz w:val="24"/>
+          <w:szCs w:val="24"/>
+        </w:rPr>
+        <w:t xml:space="preserve">Frameworks and other tools: </w:t>
+      </w:r>
+      <w:r>
+        <w:rPr>
+          <w:rFonts w:asciiTheme="majorHAnsi" w:hAnsiTheme="majorHAnsi" w:cstheme="majorHAnsi"/>
+          <w:sz w:val="24"/>
+          <w:szCs w:val="24"/>
+        </w:rPr>
+        <w:t>Spring Boot, Kafka, Redis, RabbitMQ, React JS, Flask, Fast API, Git, Rest API, Docker, Kubernetes, Junit, HTML, CSS</w:t>
+      </w:r>
+    </w:p>
+    <w:p>
+      <w:pPr>
+        <w:spacing w:after="0" w:line="240" w:lineRule="auto"/>
+        <w:rPr>
+          <w:rFonts w:asciiTheme="majorHAnsi" w:eastAsia="Times New Roman" w:hAnsiTheme="majorHAnsi" w:cstheme="majorHAnsi"/>
+          <w:color w:val="000000"/>
+          <w:sz w:val="24"/>
+          <w:szCs w:val="24"/>
+        </w:rPr>
+      </w:pPr>
+      <w:r>
+        <w:rPr>
+          <w:rFonts w:asciiTheme="majorHAnsi" w:eastAsia="Times New Roman" w:hAnsiTheme="majorHAnsi" w:cstheme="majorHAnsi"/>
+          <w:b/>
+          <w:bCs/>
+          <w:color w:val="000000"/>
+          <w:sz w:val="24"/>
+          <w:szCs w:val="24"/>
+        </w:rPr>
+        <w:t>CI/CD:</w:t>
+      </w:r>
+      <w:r>
+        <w:rPr>
+          <w:rFonts w:asciiTheme="majorHAnsi" w:eastAsia="Times New Roman" w:hAnsiTheme="majorHAnsi" w:cstheme="majorHAnsi"/>
+          <w:color w:val="000000"/>
+          <w:sz w:val="24"/>
+          <w:szCs w:val="24"/>
+        </w:rPr>
+        <w:t xml:space="preserve">  GitHub Actions</w:t>
+      </w:r>
+    </w:p>
+    <w:p>
+      <w:pPr>
+        <w:spacing w:after="0" w:line="240" w:lineRule="auto"/>
+        <w:rPr>
+          <w:rFonts w:asciiTheme="majorHAnsi" w:hAnsiTheme="majorHAnsi" w:cstheme="majorHAnsi"/>
+          <w:sz w:val="24"/>
+          <w:szCs w:val="24"/>
+        </w:rPr>
+      </w:pPr>
+      <w:r>
+        <w:rPr>
+          <w:rFonts w:asciiTheme="majorHAnsi" w:eastAsia="Times New Roman" w:hAnsiTheme="majorHAnsi" w:cstheme="majorHAnsi"/>
+          <w:b/>
+          <w:bCs/>
+          <w:color w:val="000000"/>
+          <w:sz w:val="24"/>
+          <w:szCs w:val="24"/>
+        </w:rPr>
+        <w:t>Software Engineering Processes:</w:t>
+      </w:r>
+      <w:r>
+        <w:rPr>
+          <w:rFonts w:asciiTheme="majorHAnsi" w:eastAsia="Times New Roman" w:hAnsiTheme="majorHAnsi" w:cstheme="majorHAnsi"/>
+          <w:color w:val="000000"/>
+          <w:sz w:val="24"/>
+          <w:szCs w:val="24"/>
+        </w:rPr>
+        <w:t>  Agile, Scrum, Requirements Elicitation and Specification, Architecture Design, Unit Testing</w:t>
+      </w:r>
+    </w:p>
+    <w:p>
+      <w:pPr>
+        <w:spacing w:after="120" w:line="240" w:lineRule="auto"/>
+        <w:rPr>
+          <w:b/>
+          <w:bCs/>
+          <w:sz w:val="24"/>
+          <w:szCs w:val="24"/>
+        </w:rPr>
+      </w:pPr>
+      <w:r>
+        <w:rPr>
+          <w:b/>
+          <w:bCs/>
+          <w:sz w:val="24"/>
+          <w:szCs w:val="24"/>
+        </w:rPr>
+        <w:t xml:space="preserve">Soft Skills: </w:t>
+      </w:r>
+      <w:r>
+        <w:rPr>
+          <w:color w:val="000000"/>
+          <w:sz w:val="24"/>
+          <w:szCs w:val="24"/>
+        </w:rPr>
+        <w:t>Team player &amp; Leader, Good communicator, Problem solver and highly analytical</w:t>
       </w:r>
     </w:p>
     <w:p>
@@ -2271,7 +1924,6 @@
           <w:szCs w:val="28"/>
         </w:rPr>
       </w:pPr>
-      <w:bookmarkStart w:id="0" w:name="_Hlk208570079"/>
       <w:r>
         <w:rPr>
           <w:b/>
@@ -2286,24 +1938,86 @@
     <w:p>
       <w:pPr>
         <w:spacing w:after="0"/>
-      </w:pPr>
-      <w:r>
-        <w:t xml:space="preserve">Published and presented a paper at the </w:t>
-      </w:r>
-      <w:r>
-        <w:t>29th International Conference on Image Processing, Computer Vision, &amp; Pattern Recognition (ICPV2025)</w:t>
-      </w:r>
-      <w:r>
+        <w:rPr>
+          <w:sz w:val="24"/>
+          <w:szCs w:val="24"/>
+        </w:rPr>
+      </w:pPr>
+      <w:r>
+        <w:rPr>
+          <w:sz w:val="24"/>
+          <w:szCs w:val="24"/>
+        </w:rPr>
+        <w:t>Published and presented a paper at the 29th International Conference on Image Processing, Computer Vision, &amp; Pattern Recognition (ICPV2025) (An Overview of Real-Time Computer Vision-Based Traffic Analysis Systems)</w:t>
+      </w:r>
+      <w:r>
+        <w:rPr>
+          <w:sz w:val="24"/>
+          <w:szCs w:val="24"/>
+        </w:rPr>
+        <w:t>.</w:t>
+      </w:r>
+    </w:p>
+    <w:p>
+      <w:pPr>
+        <w:spacing w:after="0"/>
+        <w:rPr>
+          <w:sz w:val="24"/>
+          <w:szCs w:val="24"/>
+        </w:rPr>
+      </w:pPr>
+      <w:r>
+        <w:rPr>
+          <w:sz w:val="24"/>
+          <w:szCs w:val="24"/>
+        </w:rPr>
+        <w:t xml:space="preserve">Member of the </w:t>
+      </w:r>
+      <w:r>
+        <w:rPr>
+          <w:sz w:val="24"/>
+          <w:szCs w:val="24"/>
+        </w:rPr>
+        <w:t>Information and Communications Technology Association of Zambia</w:t>
+      </w:r>
+      <w:r>
+        <w:rPr>
+          <w:sz w:val="24"/>
+          <w:szCs w:val="24"/>
+        </w:rPr>
         <w:t xml:space="preserve"> (</w:t>
       </w:r>
       <w:r>
-        <w:t>An Overview of Real-Time Computer Vision-Based Traffic Analysis Systems</w:t>
-      </w:r>
-      <w:r>
-        <w:t>)</w:t>
-      </w:r>
-      <w:r>
-        <w:t>.</w:t>
+        <w:rPr>
+          <w:b/>
+          <w:bCs/>
+          <w:sz w:val="24"/>
+          <w:szCs w:val="24"/>
+        </w:rPr>
+        <w:t>ICTAZ</w:t>
+      </w:r>
+      <w:r>
+        <w:rPr>
+          <w:sz w:val="24"/>
+          <w:szCs w:val="24"/>
+        </w:rPr>
+        <w:t xml:space="preserve">) and holder of a valid </w:t>
+      </w:r>
+      <w:r>
+        <w:rPr>
+          <w:b/>
+          <w:bCs/>
+          <w:sz w:val="24"/>
+          <w:szCs w:val="24"/>
+        </w:rPr>
+        <w:t>ICTAZ</w:t>
+      </w:r>
+      <w:r>
+        <w:rPr>
+          <w:sz w:val="24"/>
+          <w:szCs w:val="24"/>
+        </w:rPr>
+        <w:t xml:space="preserve"> practicing license. </w:t>
       </w:r>
     </w:p>
     <w:bookmarkEnd w:id="0"/>
@@ -3798,6 +3512,7 @@
     <w:name w:val="heading 2"/>
     <w:basedOn w:val="Normal"/>
     <w:next w:val="Normal"/>
+    <w:link w:val="Heading2Char"/>
     <w:uiPriority w:val="9"/>
     <w:unhideWhenUsed/>
     <w:qFormat/>
@@ -4056,6 +3771,18 @@
     <w:rPr>
       <w:color w:val="800080" w:themeColor="followedHyperlink"/>
       <w:u w:val="single"/>
+    </w:rPr>
+  </w:style>
+  <w:style w:type="character" w:customStyle="1" w:styleId="Heading2Char">
+    <w:name w:val="Heading 2 Char"/>
+    <w:basedOn w:val="DefaultParagraphFont"/>
+    <w:link w:val="Heading2"/>
+    <w:uiPriority w:val="9"/>
+    <w:rsid w:val="00836687"/>
+    <w:rPr>
+      <w:color w:val="2F5496"/>
+      <w:sz w:val="26"/>
+      <w:szCs w:val="26"/>
     </w:rPr>
   </w:style>
 </w:styles>

--- a/Suwilanji_Silwamba_CV_ZM.docx
+++ b/Suwilanji_Silwamba_CV_ZM.docx
@@ -678,7 +678,14 @@
           <w:rFonts w:asciiTheme="majorHAnsi" w:hAnsiTheme="majorHAnsi" w:cstheme="majorHAnsi"/>
           <w:color w:val="000000"/>
         </w:rPr>
-        <w:t xml:space="preserve">Stack worked with: Python, Flask, Postgres, GitHub Actions, C++   </w:t>
+        <w:t>Stack worked with: Python, Flask, Postgres, GitHub Actions, C++</w:t>
+      </w:r>
+      <w:r>
+        <w:rPr>
+          <w:rFonts w:asciiTheme="majorHAnsi" w:hAnsiTheme="majorHAnsi" w:cstheme="majorHAnsi"/>
+          <w:color w:val="000000"/>
+        </w:rPr>
+        <w:t>.</w:t>
       </w:r>
     </w:p>
     <w:p>
@@ -847,25 +854,7 @@
           <w:color w:val="000000"/>
           <w:lang w:val="en-GB"/>
         </w:rPr>
-        <w:t xml:space="preserve">Worked on documenting and testing </w:t>
-      </w:r>
-      <w:proofErr w:type="spellStart"/>
-      <w:r>
-        <w:rPr>
-          <w:rFonts w:asciiTheme="majorHAnsi" w:hAnsiTheme="majorHAnsi" w:cstheme="majorHAnsi"/>
-          <w:color w:val="000000"/>
-          <w:lang w:val="en-GB"/>
-        </w:rPr>
-        <w:t>CheetahML</w:t>
-      </w:r>
-      <w:proofErr w:type="spellEnd"/>
-      <w:r>
-        <w:rPr>
-          <w:rFonts w:asciiTheme="majorHAnsi" w:hAnsiTheme="majorHAnsi" w:cstheme="majorHAnsi"/>
-          <w:color w:val="000000"/>
-          <w:lang w:val="en-GB"/>
-        </w:rPr>
-        <w:t xml:space="preserve"> - a platform for deploying and running AI models.</w:t>
+        <w:t>Worked on documenting and testing CheetahML - a platform for deploying and running AI models.</w:t>
       </w:r>
     </w:p>
     <w:p>
@@ -1152,25 +1141,7 @@
           <w:color w:val="000000"/>
           <w:lang w:val="en-GB"/>
         </w:rPr>
-        <w:t xml:space="preserve">Designed and Implemented an API for a shopping mobile application using Spring Boot resulting in sub 300 </w:t>
-      </w:r>
-      <w:proofErr w:type="spellStart"/>
-      <w:r>
-        <w:rPr>
-          <w:rFonts w:asciiTheme="majorHAnsi" w:hAnsiTheme="majorHAnsi" w:cstheme="majorHAnsi"/>
-          <w:color w:val="000000"/>
-          <w:lang w:val="en-GB"/>
-        </w:rPr>
-        <w:t>ms</w:t>
-      </w:r>
-      <w:proofErr w:type="spellEnd"/>
-      <w:r>
-        <w:rPr>
-          <w:rFonts w:asciiTheme="majorHAnsi" w:hAnsiTheme="majorHAnsi" w:cstheme="majorHAnsi"/>
-          <w:color w:val="000000"/>
-          <w:lang w:val="en-GB"/>
-        </w:rPr>
-        <w:t xml:space="preserve"> API response times.</w:t>
+        <w:t>Designed and Implemented an API for a shopping mobile application using Spring Boot resulting in sub 300 ms API response times.</w:t>
       </w:r>
     </w:p>
     <w:p>
@@ -1264,7 +1235,27 @@
           <w:sz w:val="24"/>
           <w:szCs w:val="24"/>
         </w:rPr>
-        <w:t>Master of Science (M.S.) in Software Engineering,</w:t>
+        <w:t xml:space="preserve">Master of Science (M.S.) in </w:t>
+      </w:r>
+      <w:r>
+        <w:rPr>
+          <w:rFonts w:asciiTheme="majorHAnsi" w:hAnsiTheme="majorHAnsi" w:cstheme="majorHAnsi"/>
+          <w:b/>
+          <w:bCs/>
+          <w:sz w:val="24"/>
+          <w:szCs w:val="24"/>
+        </w:rPr>
+        <w:t>Computer Science and Computer</w:t>
+      </w:r>
+      <w:r>
+        <w:rPr>
+          <w:rFonts w:asciiTheme="majorHAnsi" w:hAnsiTheme="majorHAnsi" w:cstheme="majorHAnsi"/>
+          <w:b/>
+          <w:bCs/>
+          <w:sz w:val="24"/>
+          <w:szCs w:val="24"/>
+        </w:rPr>
+        <w:t xml:space="preserve"> Engineering,</w:t>
       </w:r>
       <w:r>
         <w:rPr>
@@ -1508,7 +1499,27 @@
           <w:sz w:val="24"/>
           <w:szCs w:val="24"/>
         </w:rPr>
-        <w:t xml:space="preserve">Bachelor of Science (B.S.) in Software and Administration of Information Systems, </w:t>
+        <w:t xml:space="preserve">Bachelor of Science (B.S.) in </w:t>
+      </w:r>
+      <w:r>
+        <w:rPr>
+          <w:rFonts w:asciiTheme="majorHAnsi" w:hAnsiTheme="majorHAnsi" w:cstheme="majorHAnsi"/>
+          <w:b/>
+          <w:bCs/>
+          <w:sz w:val="24"/>
+          <w:szCs w:val="24"/>
+        </w:rPr>
+        <w:t xml:space="preserve">Mathematical </w:t>
+      </w:r>
+      <w:r>
+        <w:rPr>
+          <w:rFonts w:asciiTheme="majorHAnsi" w:hAnsiTheme="majorHAnsi" w:cstheme="majorHAnsi"/>
+          <w:b/>
+          <w:bCs/>
+          <w:sz w:val="24"/>
+          <w:szCs w:val="24"/>
+        </w:rPr>
+        <w:t xml:space="preserve">Software and Administration of Information Systems, </w:t>
       </w:r>
       <w:r>
         <w:rPr>
@@ -1971,21 +1982,7 @@
           <w:sz w:val="24"/>
           <w:szCs w:val="24"/>
         </w:rPr>
-        <w:t xml:space="preserve">Member of the </w:t>
-      </w:r>
-      <w:r>
-        <w:rPr>
-          <w:sz w:val="24"/>
-          <w:szCs w:val="24"/>
-        </w:rPr>
-        <w:t>Information and Communications Technology Association of Zambia</w:t>
-      </w:r>
-      <w:r>
-        <w:rPr>
-          <w:sz w:val="24"/>
-          <w:szCs w:val="24"/>
-        </w:rPr>
-        <w:t xml:space="preserve"> (</w:t>
+        <w:t>Member of the Information and Communications Technology Association of Zambia (</w:t>
       </w:r>
       <w:r>
         <w:rPr>
@@ -2019,6 +2016,229 @@
         </w:rPr>
         <w:t xml:space="preserve"> practicing license. </w:t>
       </w:r>
+    </w:p>
+    <w:p>
+      <w:pPr>
+        <w:pStyle w:val="Heading2"/>
+        <w:shd w:val="pct15" w:color="auto" w:fill="auto"/>
+        <w:spacing w:before="0" w:after="120"/>
+        <w:rPr>
+          <w:b/>
+          <w:bCs/>
+          <w:color w:val="000000" w:themeColor="text1"/>
+          <w:sz w:val="28"/>
+          <w:szCs w:val="28"/>
+        </w:rPr>
+      </w:pPr>
+      <w:r>
+        <w:rPr>
+          <w:b/>
+          <w:bCs/>
+          <w:color w:val="000000" w:themeColor="text1"/>
+          <w:sz w:val="28"/>
+          <w:szCs w:val="28"/>
+        </w:rPr>
+        <w:t xml:space="preserve">References </w:t>
+      </w:r>
+    </w:p>
+    <w:p>
+      <w:pPr>
+        <w:spacing w:after="0"/>
+        <w:rPr>
+          <w:sz w:val="24"/>
+          <w:szCs w:val="24"/>
+        </w:rPr>
+      </w:pPr>
+      <w:r>
+        <w:rPr>
+          <w:b/>
+          <w:bCs/>
+          <w:sz w:val="24"/>
+          <w:szCs w:val="24"/>
+        </w:rPr>
+        <w:t>Name</w:t>
+      </w:r>
+      <w:r>
+        <w:rPr>
+          <w:sz w:val="24"/>
+          <w:szCs w:val="24"/>
+        </w:rPr>
+        <w:t xml:space="preserve">: </w:t>
+      </w:r>
+      <w:r>
+        <w:rPr>
+          <w:sz w:val="24"/>
+          <w:szCs w:val="24"/>
+        </w:rPr>
+        <w:t>Alberto Sillitti (PhD, P</w:t>
+      </w:r>
+      <w:r>
+        <w:rPr>
+          <w:sz w:val="24"/>
+          <w:szCs w:val="24"/>
+        </w:rPr>
+        <w:t>.</w:t>
+      </w:r>
+      <w:r>
+        <w:rPr>
+          <w:sz w:val="24"/>
+          <w:szCs w:val="24"/>
+        </w:rPr>
+        <w:t>Eng)</w:t>
+      </w:r>
+    </w:p>
+    <w:p>
+      <w:pPr>
+        <w:spacing w:after="0"/>
+        <w:rPr>
+          <w:sz w:val="24"/>
+          <w:szCs w:val="24"/>
+        </w:rPr>
+      </w:pPr>
+      <w:r>
+        <w:rPr>
+          <w:b/>
+          <w:bCs/>
+          <w:sz w:val="24"/>
+          <w:szCs w:val="24"/>
+        </w:rPr>
+        <w:t>Title</w:t>
+      </w:r>
+      <w:r>
+        <w:rPr>
+          <w:sz w:val="24"/>
+          <w:szCs w:val="24"/>
+        </w:rPr>
+        <w:t xml:space="preserve">: </w:t>
+      </w:r>
+      <w:r>
+        <w:rPr>
+          <w:sz w:val="24"/>
+          <w:szCs w:val="24"/>
+        </w:rPr>
+        <w:t>Chief Scientist</w:t>
+      </w:r>
+    </w:p>
+    <w:p>
+      <w:pPr>
+        <w:spacing w:after="0"/>
+        <w:rPr>
+          <w:sz w:val="24"/>
+          <w:szCs w:val="24"/>
+        </w:rPr>
+      </w:pPr>
+      <w:r>
+        <w:rPr>
+          <w:b/>
+          <w:bCs/>
+          <w:sz w:val="24"/>
+          <w:szCs w:val="24"/>
+        </w:rPr>
+        <w:t>Company</w:t>
+      </w:r>
+      <w:r>
+        <w:rPr>
+          <w:sz w:val="24"/>
+          <w:szCs w:val="24"/>
+        </w:rPr>
+        <w:t xml:space="preserve">: </w:t>
+      </w:r>
+      <w:r>
+        <w:rPr>
+          <w:sz w:val="24"/>
+          <w:szCs w:val="24"/>
+        </w:rPr>
+        <w:t>Centre for Applied Software Engineering</w:t>
+      </w:r>
+    </w:p>
+    <w:p>
+      <w:pPr>
+        <w:spacing w:after="0"/>
+        <w:rPr>
+          <w:sz w:val="24"/>
+          <w:szCs w:val="24"/>
+        </w:rPr>
+      </w:pPr>
+      <w:r>
+        <w:rPr>
+          <w:b/>
+          <w:bCs/>
+          <w:sz w:val="24"/>
+          <w:szCs w:val="24"/>
+        </w:rPr>
+        <w:t>Email</w:t>
+      </w:r>
+      <w:r>
+        <w:rPr>
+          <w:sz w:val="24"/>
+          <w:szCs w:val="24"/>
+        </w:rPr>
+        <w:t xml:space="preserve">: </w:t>
+      </w:r>
+      <w:r>
+        <w:rPr>
+          <w:sz w:val="24"/>
+          <w:szCs w:val="24"/>
+        </w:rPr>
+        <w:t>alberto@case-research.i</w:t>
+      </w:r>
+      <w:r>
+        <w:rPr>
+          <w:sz w:val="24"/>
+          <w:szCs w:val="24"/>
+        </w:rPr>
+        <w:t>t</w:t>
+      </w:r>
+    </w:p>
+    <w:p>
+      <w:pPr>
+        <w:spacing w:after="0"/>
+        <w:rPr>
+          <w:sz w:val="24"/>
+          <w:szCs w:val="24"/>
+        </w:rPr>
+      </w:pPr>
+      <w:r>
+        <w:rPr>
+          <w:b/>
+          <w:bCs/>
+          <w:sz w:val="24"/>
+          <w:szCs w:val="24"/>
+        </w:rPr>
+        <w:t>Relationship</w:t>
+      </w:r>
+      <w:r>
+        <w:rPr>
+          <w:sz w:val="24"/>
+          <w:szCs w:val="24"/>
+        </w:rPr>
+        <w:t xml:space="preserve">: </w:t>
+      </w:r>
+      <w:r>
+        <w:rPr>
+          <w:sz w:val="24"/>
+          <w:szCs w:val="24"/>
+        </w:rPr>
+        <w:t xml:space="preserve">Master’s thesis supervisor </w:t>
+      </w:r>
+    </w:p>
+    <w:p>
+      <w:pPr>
+        <w:spacing w:after="0"/>
+        <w:rPr>
+          <w:sz w:val="24"/>
+          <w:szCs w:val="24"/>
+        </w:rPr>
+      </w:pPr>
+    </w:p>
+    <w:p>
+      <w:pPr>
+        <w:spacing w:after="0"/>
+        <w:rPr>
+          <w:sz w:val="24"/>
+          <w:szCs w:val="24"/>
+        </w:rPr>
+      </w:pPr>
     </w:p>
     <w:bookmarkEnd w:id="0"/>
     <w:p>
@@ -3487,7 +3707,7 @@
   <w:style w:type="paragraph" w:default="1" w:styleId="Normal">
     <w:name w:val="Normal"/>
     <w:qFormat/>
-    <w:rsid w:val="00012780"/>
+    <w:rsid w:val="00B5419F"/>
   </w:style>
   <w:style w:type="paragraph" w:styleId="Heading1">
     <w:name w:val="heading 1"/>
@@ -3608,7 +3828,6 @@
   <w:style w:type="character" w:default="1" w:styleId="DefaultParagraphFont">
     <w:name w:val="Default Paragraph Font"/>
     <w:uiPriority w:val="1"/>
-    <w:semiHidden/>
     <w:unhideWhenUsed/>
   </w:style>
   <w:style w:type="table" w:default="1" w:styleId="TableNormal">

--- a/Suwilanji_Silwamba_CV_ZM.docx
+++ b/Suwilanji_Silwamba_CV_ZM.docx
@@ -297,27 +297,7 @@
           <w:szCs w:val="24"/>
           <w:lang w:val="en-GB"/>
         </w:rPr>
-        <w:t xml:space="preserve">Aurora </w:t>
-      </w:r>
-      <w:r>
-        <w:rPr>
-          <w:b/>
-          <w:bCs/>
-          <w:sz w:val="24"/>
-          <w:szCs w:val="24"/>
-          <w:lang w:val="en-GB"/>
-        </w:rPr>
-        <w:t>OS (</w:t>
-      </w:r>
-      <w:r>
-        <w:rPr>
-          <w:b/>
-          <w:bCs/>
-          <w:sz w:val="24"/>
-          <w:szCs w:val="24"/>
-          <w:lang w:val="en-GB"/>
-        </w:rPr>
-        <w:t xml:space="preserve">Russia) </w:t>
+        <w:t>Elite Technologies LTD</w:t>
       </w:r>
     </w:p>
     <w:p>
@@ -347,6 +327,310 @@
           <w:szCs w:val="24"/>
           <w:lang w:val="en-GB"/>
         </w:rPr>
+        <w:t xml:space="preserve">I.T </w:t>
+      </w:r>
+      <w:r>
+        <w:rPr>
+          <w:b/>
+          <w:bCs/>
+          <w:sz w:val="24"/>
+          <w:szCs w:val="24"/>
+          <w:lang w:val="en-GB"/>
+        </w:rPr>
+        <w:t>Officer</w:t>
+      </w:r>
+      <w:r>
+        <w:rPr>
+          <w:b/>
+          <w:bCs/>
+          <w:color w:val="808080" w:themeColor="background1" w:themeShade="80"/>
+          <w:sz w:val="24"/>
+          <w:szCs w:val="24"/>
+        </w:rPr>
+        <w:t xml:space="preserve">| </w:t>
+      </w:r>
+      <w:r>
+        <w:rPr>
+          <w:b/>
+          <w:bCs/>
+          <w:noProof/>
+          <w:color w:val="000000"/>
+          <w:sz w:val="24"/>
+          <w:szCs w:val="24"/>
+        </w:rPr>
+        <w:drawing>
+          <wp:inline distT="0" distB="0" distL="0" distR="0" wp14:anchorId="7043E509" wp14:editId="77B68E5D">
+            <wp:extent cx="82132" cy="93865"/>
+            <wp:effectExtent l="0" t="0" r="0" b="0"/>
+            <wp:docPr id="848809067" name="image1.png"/>
+            <wp:cNvGraphicFramePr/>
+            <a:graphic xmlns:a="http://schemas.openxmlformats.org/drawingml/2006/main">
+              <a:graphicData uri="http://schemas.openxmlformats.org/drawingml/2006/picture">
+                <pic:pic xmlns:pic="http://schemas.openxmlformats.org/drawingml/2006/picture">
+                  <pic:nvPicPr>
+                    <pic:cNvPr id="0" name="image1.png"/>
+                    <pic:cNvPicPr preferRelativeResize="0"/>
+                  </pic:nvPicPr>
+                  <pic:blipFill>
+                    <a:blip r:embed="rId8"/>
+                    <a:srcRect/>
+                    <a:stretch>
+                      <a:fillRect/>
+                    </a:stretch>
+                  </pic:blipFill>
+                  <pic:spPr>
+                    <a:xfrm>
+                      <a:off x="0" y="0"/>
+                      <a:ext cx="82132" cy="93865"/>
+                    </a:xfrm>
+                    <a:prstGeom prst="rect">
+                      <a:avLst/>
+                    </a:prstGeom>
+                    <a:ln/>
+                  </pic:spPr>
+                </pic:pic>
+              </a:graphicData>
+            </a:graphic>
+          </wp:inline>
+        </w:drawing>
+      </w:r>
+      <w:r>
+        <w:rPr>
+          <w:b/>
+          <w:bCs/>
+          <w:color w:val="000000"/>
+          <w:sz w:val="24"/>
+          <w:szCs w:val="24"/>
+        </w:rPr>
+        <w:t xml:space="preserve">  </w:t>
+      </w:r>
+      <w:r>
+        <w:rPr>
+          <w:b/>
+          <w:bCs/>
+          <w:color w:val="46484A"/>
+          <w:sz w:val="24"/>
+          <w:szCs w:val="24"/>
+        </w:rPr>
+        <w:t>February 2026 – present</w:t>
+      </w:r>
+    </w:p>
+    <w:p>
+      <w:pPr>
+        <w:pStyle w:val="NormalWeb"/>
+        <w:numPr>
+          <w:ilvl w:val="0"/>
+          <w:numId w:val="9"/>
+        </w:numPr>
+        <w:ind w:left="426"/>
+        <w:rPr>
+          <w:rFonts w:asciiTheme="majorHAnsi" w:hAnsiTheme="majorHAnsi" w:cstheme="majorHAnsi"/>
+          <w:color w:val="000000"/>
+          <w:lang w:val="en-GB"/>
+        </w:rPr>
+      </w:pPr>
+      <w:r>
+        <w:rPr>
+          <w:rFonts w:asciiTheme="majorHAnsi" w:hAnsiTheme="majorHAnsi" w:cstheme="majorHAnsi"/>
+          <w:color w:val="000000"/>
+          <w:lang w:val="en-GB"/>
+        </w:rPr>
+        <w:t>Configured and maintained the company’s internal network infrastructure to support daily operations.</w:t>
+      </w:r>
+    </w:p>
+    <w:p>
+      <w:pPr>
+        <w:pStyle w:val="NormalWeb"/>
+        <w:numPr>
+          <w:ilvl w:val="0"/>
+          <w:numId w:val="9"/>
+        </w:numPr>
+        <w:ind w:left="426"/>
+        <w:rPr>
+          <w:rFonts w:asciiTheme="majorHAnsi" w:hAnsiTheme="majorHAnsi" w:cstheme="majorHAnsi"/>
+          <w:color w:val="000000"/>
+          <w:lang w:val="en-GB"/>
+        </w:rPr>
+      </w:pPr>
+      <w:r>
+        <w:rPr>
+          <w:rFonts w:asciiTheme="majorHAnsi" w:hAnsiTheme="majorHAnsi" w:cstheme="majorHAnsi"/>
+          <w:color w:val="000000"/>
+          <w:lang w:val="en-GB"/>
+        </w:rPr>
+        <w:t>I a</w:t>
+      </w:r>
+      <w:r>
+        <w:rPr>
+          <w:rFonts w:asciiTheme="majorHAnsi" w:hAnsiTheme="majorHAnsi" w:cstheme="majorHAnsi"/>
+          <w:color w:val="000000"/>
+          <w:lang w:val="en-GB"/>
+        </w:rPr>
+        <w:t>utomate data analytics workflows for solar installation systems using n8n, enabling efficient data collection and processing.</w:t>
+      </w:r>
+    </w:p>
+    <w:p>
+      <w:pPr>
+        <w:pStyle w:val="NormalWeb"/>
+        <w:numPr>
+          <w:ilvl w:val="0"/>
+          <w:numId w:val="9"/>
+        </w:numPr>
+        <w:ind w:left="426"/>
+        <w:rPr>
+          <w:rFonts w:asciiTheme="majorHAnsi" w:hAnsiTheme="majorHAnsi" w:cstheme="majorHAnsi"/>
+          <w:color w:val="000000"/>
+          <w:lang w:val="en-GB"/>
+        </w:rPr>
+      </w:pPr>
+      <w:r>
+        <w:rPr>
+          <w:rFonts w:asciiTheme="majorHAnsi" w:hAnsiTheme="majorHAnsi" w:cstheme="majorHAnsi"/>
+          <w:color w:val="000000"/>
+          <w:lang w:val="en-GB"/>
+        </w:rPr>
+        <w:t>I d</w:t>
+      </w:r>
+      <w:r>
+        <w:rPr>
+          <w:rFonts w:asciiTheme="majorHAnsi" w:hAnsiTheme="majorHAnsi" w:cstheme="majorHAnsi"/>
+          <w:color w:val="000000"/>
+          <w:lang w:val="en-GB"/>
+        </w:rPr>
+        <w:t>evelop internal automation bots to improve cross-department communication and workflow coordination.</w:t>
+      </w:r>
+    </w:p>
+    <w:p>
+      <w:pPr>
+        <w:pStyle w:val="NormalWeb"/>
+        <w:numPr>
+          <w:ilvl w:val="0"/>
+          <w:numId w:val="9"/>
+        </w:numPr>
+        <w:ind w:left="426"/>
+        <w:rPr>
+          <w:rFonts w:asciiTheme="majorHAnsi" w:hAnsiTheme="majorHAnsi" w:cstheme="majorHAnsi"/>
+          <w:color w:val="000000"/>
+          <w:lang w:val="en-GB"/>
+        </w:rPr>
+      </w:pPr>
+      <w:r>
+        <w:rPr>
+          <w:rFonts w:asciiTheme="majorHAnsi" w:hAnsiTheme="majorHAnsi" w:cstheme="majorHAnsi"/>
+          <w:color w:val="000000"/>
+          <w:lang w:val="en-GB"/>
+        </w:rPr>
+        <w:t>I p</w:t>
+      </w:r>
+      <w:r>
+        <w:rPr>
+          <w:rFonts w:asciiTheme="majorHAnsi" w:hAnsiTheme="majorHAnsi" w:cstheme="majorHAnsi"/>
+          <w:color w:val="000000"/>
+          <w:lang w:val="en-GB"/>
+        </w:rPr>
+        <w:t>rovided day-to-day IT support, including system troubleshooting, maintenance, and user support to ensure reliable operation of company IT systems.</w:t>
+      </w:r>
+    </w:p>
+    <w:p>
+      <w:pPr>
+        <w:pStyle w:val="NormalWeb"/>
+        <w:numPr>
+          <w:ilvl w:val="0"/>
+          <w:numId w:val="9"/>
+        </w:numPr>
+        <w:ind w:left="426"/>
+        <w:rPr>
+          <w:rFonts w:asciiTheme="majorHAnsi" w:hAnsiTheme="majorHAnsi" w:cstheme="majorHAnsi"/>
+          <w:color w:val="000000"/>
+          <w:lang w:val="en-GB"/>
+        </w:rPr>
+      </w:pPr>
+      <w:r>
+        <w:rPr>
+          <w:rFonts w:asciiTheme="majorHAnsi" w:hAnsiTheme="majorHAnsi" w:cstheme="majorHAnsi"/>
+          <w:color w:val="000000"/>
+          <w:lang w:val="en-GB"/>
+        </w:rPr>
+        <w:t>Stack: JavaScript, Python, SQL, n8n.</w:t>
+      </w:r>
+    </w:p>
+    <w:p>
+      <w:pPr>
+        <w:widowControl w:val="0"/>
+        <w:pBdr>
+          <w:top w:val="nil"/>
+          <w:left w:val="nil"/>
+          <w:bottom w:val="nil"/>
+          <w:right w:val="nil"/>
+          <w:between w:val="nil"/>
+        </w:pBdr>
+        <w:spacing w:after="0" w:line="240" w:lineRule="auto"/>
+        <w:rPr>
+          <w:b/>
+          <w:bCs/>
+          <w:sz w:val="24"/>
+          <w:szCs w:val="24"/>
+          <w:lang w:val="en-GB"/>
+        </w:rPr>
+      </w:pPr>
+      <w:r>
+        <w:rPr>
+          <w:b/>
+          <w:bCs/>
+          <w:sz w:val="24"/>
+          <w:szCs w:val="24"/>
+          <w:lang w:val="en-GB"/>
+        </w:rPr>
+        <w:t xml:space="preserve">Aurora </w:t>
+      </w:r>
+      <w:r>
+        <w:rPr>
+          <w:b/>
+          <w:bCs/>
+          <w:sz w:val="24"/>
+          <w:szCs w:val="24"/>
+          <w:lang w:val="en-GB"/>
+        </w:rPr>
+        <w:t>OS (</w:t>
+      </w:r>
+      <w:r>
+        <w:rPr>
+          <w:b/>
+          <w:bCs/>
+          <w:sz w:val="24"/>
+          <w:szCs w:val="24"/>
+          <w:lang w:val="en-GB"/>
+        </w:rPr>
+        <w:t xml:space="preserve">Russia) </w:t>
+      </w:r>
+    </w:p>
+    <w:p>
+      <w:pPr>
+        <w:widowControl w:val="0"/>
+        <w:pBdr>
+          <w:top w:val="nil"/>
+          <w:left w:val="nil"/>
+          <w:bottom w:val="nil"/>
+          <w:right w:val="nil"/>
+          <w:between w:val="nil"/>
+        </w:pBdr>
+        <w:spacing w:after="120" w:line="240" w:lineRule="auto"/>
+        <w:rPr>
+          <w:b/>
+          <w:bCs/>
+          <w:sz w:val="24"/>
+          <w:szCs w:val="24"/>
+          <w:lang w:val="en-GB"/>
+        </w:rPr>
+      </w:pPr>
+      <w:r>
+        <w:rPr>
+          <w:b/>
+          <w:bCs/>
+          <w:sz w:val="24"/>
+          <w:szCs w:val="24"/>
+          <w:lang w:val="en-GB"/>
+        </w:rPr>
         <w:t xml:space="preserve">Intern </w:t>
       </w:r>
       <w:r>
@@ -379,6 +663,8 @@
       </w:r>
       <w:r>
         <w:rPr>
+          <w:b/>
+          <w:bCs/>
           <w:noProof/>
           <w:color w:val="000000"/>
           <w:sz w:val="24"/>
@@ -422,6 +708,8 @@
       </w:r>
       <w:r>
         <w:rPr>
+          <w:b/>
+          <w:bCs/>
           <w:color w:val="000000"/>
           <w:sz w:val="24"/>
           <w:szCs w:val="24"/>
@@ -430,6 +718,8 @@
       </w:r>
       <w:r>
         <w:rPr>
+          <w:b/>
+          <w:bCs/>
           <w:color w:val="46484A"/>
           <w:sz w:val="24"/>
           <w:szCs w:val="24"/>
@@ -438,6 +728,8 @@
       </w:r>
       <w:r>
         <w:rPr>
+          <w:b/>
+          <w:bCs/>
           <w:color w:val="46484A"/>
           <w:sz w:val="24"/>
           <w:szCs w:val="24"/>
@@ -446,6 +738,8 @@
       </w:r>
       <w:r>
         <w:rPr>
+          <w:b/>
+          <w:bCs/>
           <w:color w:val="46484A"/>
           <w:sz w:val="24"/>
           <w:szCs w:val="24"/>
@@ -454,6 +748,8 @@
       </w:r>
       <w:r>
         <w:rPr>
+          <w:b/>
+          <w:bCs/>
           <w:color w:val="46484A"/>
           <w:sz w:val="24"/>
           <w:szCs w:val="24"/>
@@ -462,6 +758,8 @@
       </w:r>
       <w:r>
         <w:rPr>
+          <w:b/>
+          <w:bCs/>
           <w:color w:val="46484A"/>
           <w:sz w:val="24"/>
           <w:szCs w:val="24"/>
@@ -470,6 +768,8 @@
       </w:r>
       <w:r>
         <w:rPr>
+          <w:b/>
+          <w:bCs/>
           <w:color w:val="46484A"/>
           <w:sz w:val="24"/>
           <w:szCs w:val="24"/>
@@ -775,6 +1075,8 @@
       </w:r>
       <w:r>
         <w:rPr>
+          <w:b/>
+          <w:bCs/>
           <w:noProof/>
           <w:color w:val="000000"/>
           <w:sz w:val="24"/>
@@ -818,6 +1120,8 @@
       </w:r>
       <w:r>
         <w:rPr>
+          <w:b/>
+          <w:bCs/>
           <w:color w:val="000000"/>
           <w:sz w:val="24"/>
           <w:szCs w:val="24"/>
@@ -826,6 +1130,8 @@
       </w:r>
       <w:r>
         <w:rPr>
+          <w:b/>
+          <w:bCs/>
           <w:color w:val="46484A"/>
           <w:sz w:val="24"/>
           <w:szCs w:val="24"/>
@@ -840,21 +1146,42 @@
           <w:ilvl w:val="0"/>
           <w:numId w:val="7"/>
         </w:numPr>
+        <w:tabs>
+          <w:tab w:val="clear" w:pos="720"/>
+        </w:tabs>
         <w:spacing w:before="0" w:beforeAutospacing="0"/>
-        <w:ind w:left="714" w:hanging="357"/>
-        <w:rPr>
-          <w:rFonts w:asciiTheme="majorHAnsi" w:hAnsiTheme="majorHAnsi" w:cstheme="majorHAnsi"/>
-          <w:color w:val="000000"/>
-          <w:lang w:val="en-GB"/>
-        </w:rPr>
-      </w:pPr>
-      <w:r>
-        <w:rPr>
-          <w:rFonts w:asciiTheme="majorHAnsi" w:hAnsiTheme="majorHAnsi" w:cstheme="majorHAnsi"/>
-          <w:color w:val="000000"/>
-          <w:lang w:val="en-GB"/>
-        </w:rPr>
-        <w:t>Worked on documenting and testing CheetahML - a platform for deploying and running AI models.</w:t>
+        <w:ind w:left="426" w:hanging="357"/>
+        <w:rPr>
+          <w:rFonts w:asciiTheme="majorHAnsi" w:hAnsiTheme="majorHAnsi" w:cstheme="majorHAnsi"/>
+          <w:color w:val="000000"/>
+          <w:lang w:val="en-GB"/>
+        </w:rPr>
+      </w:pPr>
+      <w:r>
+        <w:rPr>
+          <w:rFonts w:asciiTheme="majorHAnsi" w:hAnsiTheme="majorHAnsi" w:cstheme="majorHAnsi"/>
+          <w:color w:val="000000"/>
+          <w:lang w:val="en-GB"/>
+        </w:rPr>
+        <w:t xml:space="preserve">Worked on documenting and testing </w:t>
+      </w:r>
+      <w:proofErr w:type="spellStart"/>
+      <w:r>
+        <w:rPr>
+          <w:rFonts w:asciiTheme="majorHAnsi" w:hAnsiTheme="majorHAnsi" w:cstheme="majorHAnsi"/>
+          <w:color w:val="000000"/>
+          <w:lang w:val="en-GB"/>
+        </w:rPr>
+        <w:t>CheetahML</w:t>
+      </w:r>
+      <w:proofErr w:type="spellEnd"/>
+      <w:r>
+        <w:rPr>
+          <w:rFonts w:asciiTheme="majorHAnsi" w:hAnsiTheme="majorHAnsi" w:cstheme="majorHAnsi"/>
+          <w:color w:val="000000"/>
+          <w:lang w:val="en-GB"/>
+        </w:rPr>
+        <w:t xml:space="preserve"> - a platform for deploying and running AI models.</w:t>
       </w:r>
     </w:p>
     <w:p>
@@ -864,7 +1191,11 @@
           <w:ilvl w:val="0"/>
           <w:numId w:val="7"/>
         </w:numPr>
+        <w:tabs>
+          <w:tab w:val="clear" w:pos="720"/>
+        </w:tabs>
         <w:spacing w:after="120"/>
+        <w:ind w:left="426"/>
         <w:rPr>
           <w:rFonts w:asciiTheme="majorHAnsi" w:hAnsiTheme="majorHAnsi" w:cstheme="majorHAnsi"/>
           <w:color w:val="000000"/>
@@ -887,7 +1218,11 @@
           <w:ilvl w:val="0"/>
           <w:numId w:val="7"/>
         </w:numPr>
+        <w:tabs>
+          <w:tab w:val="clear" w:pos="720"/>
+        </w:tabs>
         <w:spacing w:after="120"/>
+        <w:ind w:left="426"/>
         <w:rPr>
           <w:rFonts w:asciiTheme="majorHAnsi" w:hAnsiTheme="majorHAnsi" w:cstheme="majorHAnsi"/>
           <w:color w:val="000000"/>
@@ -910,7 +1245,11 @@
           <w:ilvl w:val="0"/>
           <w:numId w:val="7"/>
         </w:numPr>
+        <w:tabs>
+          <w:tab w:val="clear" w:pos="720"/>
+        </w:tabs>
         <w:spacing w:after="120"/>
+        <w:ind w:left="426"/>
         <w:rPr>
           <w:rFonts w:asciiTheme="majorHAnsi" w:hAnsiTheme="majorHAnsi" w:cstheme="majorHAnsi"/>
           <w:color w:val="000000"/>
@@ -933,20 +1272,24 @@
           <w:ilvl w:val="0"/>
           <w:numId w:val="7"/>
         </w:numPr>
+        <w:tabs>
+          <w:tab w:val="clear" w:pos="720"/>
+        </w:tabs>
         <w:spacing w:before="0" w:beforeAutospacing="0" w:after="0" w:afterAutospacing="0"/>
-        <w:ind w:left="714" w:hanging="357"/>
-        <w:rPr>
-          <w:rFonts w:asciiTheme="majorHAnsi" w:hAnsiTheme="majorHAnsi" w:cstheme="majorHAnsi"/>
-          <w:color w:val="000000"/>
-          <w:lang w:val="en-GB"/>
-        </w:rPr>
-      </w:pPr>
-      <w:r>
-        <w:rPr>
-          <w:rFonts w:asciiTheme="majorHAnsi" w:hAnsiTheme="majorHAnsi" w:cstheme="majorHAnsi"/>
-          <w:color w:val="000000"/>
-          <w:lang w:val="en-GB"/>
-        </w:rPr>
+        <w:ind w:left="426" w:hanging="357"/>
+        <w:rPr>
+          <w:rFonts w:asciiTheme="majorHAnsi" w:hAnsiTheme="majorHAnsi" w:cstheme="majorHAnsi"/>
+          <w:color w:val="000000"/>
+          <w:lang w:val="en-GB"/>
+        </w:rPr>
+      </w:pPr>
+      <w:r>
+        <w:rPr>
+          <w:rFonts w:asciiTheme="majorHAnsi" w:hAnsiTheme="majorHAnsi" w:cstheme="majorHAnsi"/>
+          <w:color w:val="000000"/>
+          <w:lang w:val="en-GB"/>
+        </w:rPr>
+        <w:lastRenderedPageBreak/>
         <w:t>Proposed architectural changes to enable dynamic resource allocation in a running system by redistributing resources between models, resulting in over a 12% decrease in response times.</w:t>
       </w:r>
     </w:p>
@@ -957,8 +1300,11 @@
           <w:ilvl w:val="0"/>
           <w:numId w:val="7"/>
         </w:numPr>
+        <w:tabs>
+          <w:tab w:val="clear" w:pos="720"/>
+        </w:tabs>
         <w:spacing w:before="0" w:beforeAutospacing="0" w:after="0" w:afterAutospacing="0"/>
-        <w:ind w:left="714" w:hanging="357"/>
+        <w:ind w:left="426" w:hanging="357"/>
         <w:rPr>
           <w:rFonts w:asciiTheme="majorHAnsi" w:hAnsiTheme="majorHAnsi" w:cstheme="majorHAnsi"/>
           <w:color w:val="000000"/>
@@ -1115,6 +1461,8 @@
       <w:r>
         <w:rPr>
           <w:rFonts w:asciiTheme="majorHAnsi" w:hAnsiTheme="majorHAnsi" w:cstheme="majorHAnsi"/>
+          <w:b/>
+          <w:bCs/>
           <w:color w:val="46484A"/>
         </w:rPr>
         <w:t>February 2023 – July 2023</w:t>
@@ -1127,21 +1475,42 @@
           <w:ilvl w:val="0"/>
           <w:numId w:val="8"/>
         </w:numPr>
+        <w:tabs>
+          <w:tab w:val="clear" w:pos="720"/>
+        </w:tabs>
         <w:spacing w:before="0" w:beforeAutospacing="0"/>
-        <w:ind w:left="714" w:hanging="357"/>
-        <w:rPr>
-          <w:rFonts w:asciiTheme="majorHAnsi" w:hAnsiTheme="majorHAnsi" w:cstheme="majorHAnsi"/>
-          <w:color w:val="000000"/>
-          <w:lang w:val="en-GB"/>
-        </w:rPr>
-      </w:pPr>
-      <w:r>
-        <w:rPr>
-          <w:rFonts w:asciiTheme="majorHAnsi" w:hAnsiTheme="majorHAnsi" w:cstheme="majorHAnsi"/>
-          <w:color w:val="000000"/>
-          <w:lang w:val="en-GB"/>
-        </w:rPr>
-        <w:t>Designed and Implemented an API for a shopping mobile application using Spring Boot resulting in sub 300 ms API response times.</w:t>
+        <w:ind w:left="426" w:hanging="357"/>
+        <w:rPr>
+          <w:rFonts w:asciiTheme="majorHAnsi" w:hAnsiTheme="majorHAnsi" w:cstheme="majorHAnsi"/>
+          <w:color w:val="000000"/>
+          <w:lang w:val="en-GB"/>
+        </w:rPr>
+      </w:pPr>
+      <w:r>
+        <w:rPr>
+          <w:rFonts w:asciiTheme="majorHAnsi" w:hAnsiTheme="majorHAnsi" w:cstheme="majorHAnsi"/>
+          <w:color w:val="000000"/>
+          <w:lang w:val="en-GB"/>
+        </w:rPr>
+        <w:t xml:space="preserve">Designed and Implemented an API for a shopping mobile application using Spring Boot resulting in sub 300 </w:t>
+      </w:r>
+      <w:proofErr w:type="spellStart"/>
+      <w:r>
+        <w:rPr>
+          <w:rFonts w:asciiTheme="majorHAnsi" w:hAnsiTheme="majorHAnsi" w:cstheme="majorHAnsi"/>
+          <w:color w:val="000000"/>
+          <w:lang w:val="en-GB"/>
+        </w:rPr>
+        <w:t>ms</w:t>
+      </w:r>
+      <w:proofErr w:type="spellEnd"/>
+      <w:r>
+        <w:rPr>
+          <w:rFonts w:asciiTheme="majorHAnsi" w:hAnsiTheme="majorHAnsi" w:cstheme="majorHAnsi"/>
+          <w:color w:val="000000"/>
+          <w:lang w:val="en-GB"/>
+        </w:rPr>
+        <w:t xml:space="preserve"> API response times.</w:t>
       </w:r>
     </w:p>
     <w:p>
@@ -1151,7 +1520,11 @@
           <w:ilvl w:val="0"/>
           <w:numId w:val="8"/>
         </w:numPr>
+        <w:tabs>
+          <w:tab w:val="clear" w:pos="720"/>
+        </w:tabs>
         <w:spacing w:before="120"/>
+        <w:ind w:left="426"/>
         <w:rPr>
           <w:rFonts w:asciiTheme="majorHAnsi" w:hAnsiTheme="majorHAnsi" w:cstheme="majorHAnsi"/>
           <w:color w:val="000000"/>
@@ -1174,7 +1547,11 @@
           <w:ilvl w:val="0"/>
           <w:numId w:val="8"/>
         </w:numPr>
+        <w:tabs>
+          <w:tab w:val="clear" w:pos="720"/>
+        </w:tabs>
         <w:spacing w:before="120"/>
+        <w:ind w:left="426"/>
         <w:rPr>
           <w:rStyle w:val="apple-tab-span"/>
           <w:rFonts w:asciiTheme="majorHAnsi" w:hAnsiTheme="majorHAnsi" w:cstheme="majorHAnsi"/>
@@ -1212,7 +1589,6 @@
           <w:sz w:val="28"/>
           <w:szCs w:val="28"/>
         </w:rPr>
-        <w:lastRenderedPageBreak/>
         <w:t>EDUCATION</w:t>
       </w:r>
     </w:p>
@@ -1413,23 +1789,37 @@
         </w:rPr>
         <w:t xml:space="preserve"> Development processes and methodologies, Team management, Requirements Engineering, Continuous Integration and Deployment, Agile methodologies.</w:t>
       </w:r>
-    </w:p>
-    <w:p>
-      <w:pPr>
-        <w:spacing w:after="120" w:line="240" w:lineRule="auto"/>
-        <w:rPr>
-          <w:rFonts w:asciiTheme="majorHAnsi" w:hAnsiTheme="majorHAnsi" w:cstheme="majorHAnsi"/>
-          <w:sz w:val="24"/>
-          <w:szCs w:val="24"/>
-        </w:rPr>
-      </w:pPr>
-      <w:r>
-        <w:rPr>
-          <w:rFonts w:asciiTheme="majorHAnsi" w:hAnsiTheme="majorHAnsi" w:cstheme="majorHAnsi"/>
-          <w:sz w:val="24"/>
-          <w:szCs w:val="24"/>
-        </w:rPr>
-        <w:t xml:space="preserve">Worked in several group projects where </w:t>
+      <w:r>
+        <w:rPr>
+          <w:rFonts w:asciiTheme="majorHAnsi" w:hAnsiTheme="majorHAnsi" w:cstheme="majorHAnsi"/>
+          <w:sz w:val="24"/>
+          <w:szCs w:val="24"/>
+        </w:rPr>
+        <w:t xml:space="preserve"> </w:t>
+      </w:r>
+      <w:r>
+        <w:rPr>
+          <w:rFonts w:asciiTheme="majorHAnsi" w:hAnsiTheme="majorHAnsi" w:cstheme="majorHAnsi"/>
+          <w:sz w:val="24"/>
+          <w:szCs w:val="24"/>
+        </w:rPr>
+        <w:t>Worked in several group projects where</w:t>
+      </w:r>
+      <w:r>
+        <w:rPr>
+          <w:rFonts w:asciiTheme="majorHAnsi" w:hAnsiTheme="majorHAnsi" w:cstheme="majorHAnsi"/>
+          <w:sz w:val="24"/>
+          <w:szCs w:val="24"/>
+        </w:rPr>
+        <w:t xml:space="preserve"> I</w:t>
+      </w:r>
+      <w:r>
+        <w:rPr>
+          <w:rFonts w:asciiTheme="majorHAnsi" w:hAnsiTheme="majorHAnsi" w:cstheme="majorHAnsi"/>
+          <w:sz w:val="24"/>
+          <w:szCs w:val="24"/>
+        </w:rPr>
+        <w:t xml:space="preserve"> </w:t>
       </w:r>
       <w:r>
         <w:rPr>
@@ -1641,16 +2031,14 @@
         </w:rPr>
         <w:t>: Phase Direction Finder and Radio Waves Simulation, Data Structures and Algorithms.</w:t>
       </w:r>
-    </w:p>
-    <w:p>
-      <w:pPr>
-        <w:spacing w:after="120" w:line="240" w:lineRule="auto"/>
-        <w:rPr>
-          <w:rFonts w:asciiTheme="majorHAnsi" w:hAnsiTheme="majorHAnsi" w:cstheme="majorHAnsi"/>
-          <w:sz w:val="24"/>
-          <w:szCs w:val="24"/>
-        </w:rPr>
-      </w:pPr>
+      <w:r>
+        <w:rPr>
+          <w:rFonts w:asciiTheme="majorHAnsi" w:hAnsiTheme="majorHAnsi" w:cstheme="majorHAnsi"/>
+          <w:sz w:val="24"/>
+          <w:szCs w:val="24"/>
+        </w:rPr>
+        <w:t xml:space="preserve"> </w:t>
+      </w:r>
       <w:r>
         <w:rPr>
           <w:rFonts w:asciiTheme="majorHAnsi" w:hAnsiTheme="majorHAnsi" w:cstheme="majorHAnsi"/>
@@ -2038,6 +2426,7 @@
           <w:sz w:val="28"/>
           <w:szCs w:val="28"/>
         </w:rPr>
+        <w:lastRenderedPageBreak/>
         <w:t xml:space="preserve">References </w:t>
       </w:r>
     </w:p>
@@ -2070,7 +2459,16 @@
           <w:sz w:val="24"/>
           <w:szCs w:val="24"/>
         </w:rPr>
-        <w:t>Alberto Sillitti (PhD, P</w:t>
+        <w:t xml:space="preserve">Alberto Sillitti (PhD, </w:t>
+      </w:r>
+      <w:proofErr w:type="spellStart"/>
+      <w:proofErr w:type="gramStart"/>
+      <w:r>
+        <w:rPr>
+          <w:sz w:val="24"/>
+          <w:szCs w:val="24"/>
+        </w:rPr>
+        <w:t>P</w:t>
       </w:r>
       <w:r>
         <w:rPr>
@@ -2084,7 +2482,16 @@
           <w:sz w:val="24"/>
           <w:szCs w:val="24"/>
         </w:rPr>
-        <w:t>Eng)</w:t>
+        <w:t>Eng</w:t>
+      </w:r>
+      <w:proofErr w:type="spellEnd"/>
+      <w:proofErr w:type="gramEnd"/>
+      <w:r>
+        <w:rPr>
+          <w:sz w:val="24"/>
+          <w:szCs w:val="24"/>
+        </w:rPr>
+        <w:t>)</w:t>
       </w:r>
     </w:p>
     <w:p>
@@ -2212,14 +2619,7 @@
           <w:sz w:val="24"/>
           <w:szCs w:val="24"/>
         </w:rPr>
-        <w:t xml:space="preserve">: </w:t>
-      </w:r>
-      <w:r>
-        <w:rPr>
-          <w:sz w:val="24"/>
-          <w:szCs w:val="24"/>
-        </w:rPr>
-        <w:t xml:space="preserve">Master’s thesis supervisor </w:t>
+        <w:t xml:space="preserve">: Master’s thesis supervisor </w:t>
       </w:r>
     </w:p>
     <w:p>
@@ -2384,126 +2784,239 @@
     </w:lvl>
   </w:abstractNum>
   <w:abstractNum w:abstractNumId="1" w15:restartNumberingAfterBreak="0">
+    <w:nsid w:val="19FD3A0F"/>
+    <w:multiLevelType w:val="hybridMultilevel"/>
+    <w:tmpl w:val="AF4EC710"/>
+    <w:lvl w:ilvl="0" w:tplc="10000005">
+      <w:start w:val="1"/>
+      <w:numFmt w:val="bullet"/>
+      <w:lvlText w:val=""/>
+      <w:lvlJc w:val="left"/>
+      <w:pPr>
+        <w:ind w:left="720" w:hanging="360"/>
+      </w:pPr>
+      <w:rPr>
+        <w:rFonts w:ascii="Wingdings" w:hAnsi="Wingdings" w:hint="default"/>
+      </w:rPr>
+    </w:lvl>
+    <w:lvl w:ilvl="1" w:tplc="10000003" w:tentative="1">
+      <w:start w:val="1"/>
+      <w:numFmt w:val="bullet"/>
+      <w:lvlText w:val="o"/>
+      <w:lvlJc w:val="left"/>
+      <w:pPr>
+        <w:ind w:left="1440" w:hanging="360"/>
+      </w:pPr>
+      <w:rPr>
+        <w:rFonts w:ascii="Courier New" w:hAnsi="Courier New" w:cs="Courier New" w:hint="default"/>
+      </w:rPr>
+    </w:lvl>
+    <w:lvl w:ilvl="2" w:tplc="10000005" w:tentative="1">
+      <w:start w:val="1"/>
+      <w:numFmt w:val="bullet"/>
+      <w:lvlText w:val=""/>
+      <w:lvlJc w:val="left"/>
+      <w:pPr>
+        <w:ind w:left="2160" w:hanging="360"/>
+      </w:pPr>
+      <w:rPr>
+        <w:rFonts w:ascii="Wingdings" w:hAnsi="Wingdings" w:hint="default"/>
+      </w:rPr>
+    </w:lvl>
+    <w:lvl w:ilvl="3" w:tplc="10000001" w:tentative="1">
+      <w:start w:val="1"/>
+      <w:numFmt w:val="bullet"/>
+      <w:lvlText w:val=""/>
+      <w:lvlJc w:val="left"/>
+      <w:pPr>
+        <w:ind w:left="2880" w:hanging="360"/>
+      </w:pPr>
+      <w:rPr>
+        <w:rFonts w:ascii="Symbol" w:hAnsi="Symbol" w:hint="default"/>
+      </w:rPr>
+    </w:lvl>
+    <w:lvl w:ilvl="4" w:tplc="10000003" w:tentative="1">
+      <w:start w:val="1"/>
+      <w:numFmt w:val="bullet"/>
+      <w:lvlText w:val="o"/>
+      <w:lvlJc w:val="left"/>
+      <w:pPr>
+        <w:ind w:left="3600" w:hanging="360"/>
+      </w:pPr>
+      <w:rPr>
+        <w:rFonts w:ascii="Courier New" w:hAnsi="Courier New" w:cs="Courier New" w:hint="default"/>
+      </w:rPr>
+    </w:lvl>
+    <w:lvl w:ilvl="5" w:tplc="10000005" w:tentative="1">
+      <w:start w:val="1"/>
+      <w:numFmt w:val="bullet"/>
+      <w:lvlText w:val=""/>
+      <w:lvlJc w:val="left"/>
+      <w:pPr>
+        <w:ind w:left="4320" w:hanging="360"/>
+      </w:pPr>
+      <w:rPr>
+        <w:rFonts w:ascii="Wingdings" w:hAnsi="Wingdings" w:hint="default"/>
+      </w:rPr>
+    </w:lvl>
+    <w:lvl w:ilvl="6" w:tplc="10000001" w:tentative="1">
+      <w:start w:val="1"/>
+      <w:numFmt w:val="bullet"/>
+      <w:lvlText w:val=""/>
+      <w:lvlJc w:val="left"/>
+      <w:pPr>
+        <w:ind w:left="5040" w:hanging="360"/>
+      </w:pPr>
+      <w:rPr>
+        <w:rFonts w:ascii="Symbol" w:hAnsi="Symbol" w:hint="default"/>
+      </w:rPr>
+    </w:lvl>
+    <w:lvl w:ilvl="7" w:tplc="10000003" w:tentative="1">
+      <w:start w:val="1"/>
+      <w:numFmt w:val="bullet"/>
+      <w:lvlText w:val="o"/>
+      <w:lvlJc w:val="left"/>
+      <w:pPr>
+        <w:ind w:left="5760" w:hanging="360"/>
+      </w:pPr>
+      <w:rPr>
+        <w:rFonts w:ascii="Courier New" w:hAnsi="Courier New" w:cs="Courier New" w:hint="default"/>
+      </w:rPr>
+    </w:lvl>
+    <w:lvl w:ilvl="8" w:tplc="10000005" w:tentative="1">
+      <w:start w:val="1"/>
+      <w:numFmt w:val="bullet"/>
+      <w:lvlText w:val=""/>
+      <w:lvlJc w:val="left"/>
+      <w:pPr>
+        <w:ind w:left="6480" w:hanging="360"/>
+      </w:pPr>
+      <w:rPr>
+        <w:rFonts w:ascii="Wingdings" w:hAnsi="Wingdings" w:hint="default"/>
+      </w:rPr>
+    </w:lvl>
+  </w:abstractNum>
+  <w:abstractNum w:abstractNumId="2" w15:restartNumberingAfterBreak="0">
     <w:nsid w:val="1D9B6CA5"/>
     <w:multiLevelType w:val="hybridMultilevel"/>
-    <w:tmpl w:val="73364080"/>
-    <w:lvl w:ilvl="0" w:tplc="10000001">
+    <w:tmpl w:val="9A147B0E"/>
+    <w:lvl w:ilvl="0" w:tplc="10000005">
+      <w:start w:val="1"/>
+      <w:numFmt w:val="bullet"/>
+      <w:lvlText w:val=""/>
+      <w:lvlJc w:val="left"/>
+      <w:pPr>
+        <w:ind w:left="1080" w:hanging="360"/>
+      </w:pPr>
+      <w:rPr>
+        <w:rFonts w:ascii="Wingdings" w:hAnsi="Wingdings" w:hint="default"/>
+      </w:rPr>
+    </w:lvl>
+    <w:lvl w:ilvl="1" w:tplc="10000003" w:tentative="1">
+      <w:start w:val="1"/>
+      <w:numFmt w:val="bullet"/>
+      <w:lvlText w:val="o"/>
+      <w:lvlJc w:val="left"/>
+      <w:pPr>
+        <w:ind w:left="1800" w:hanging="360"/>
+      </w:pPr>
+      <w:rPr>
+        <w:rFonts w:ascii="Courier New" w:hAnsi="Courier New" w:cs="Courier New" w:hint="default"/>
+      </w:rPr>
+    </w:lvl>
+    <w:lvl w:ilvl="2" w:tplc="10000005" w:tentative="1">
+      <w:start w:val="1"/>
+      <w:numFmt w:val="bullet"/>
+      <w:lvlText w:val=""/>
+      <w:lvlJc w:val="left"/>
+      <w:pPr>
+        <w:ind w:left="2520" w:hanging="360"/>
+      </w:pPr>
+      <w:rPr>
+        <w:rFonts w:ascii="Wingdings" w:hAnsi="Wingdings" w:hint="default"/>
+      </w:rPr>
+    </w:lvl>
+    <w:lvl w:ilvl="3" w:tplc="10000001" w:tentative="1">
       <w:start w:val="1"/>
       <w:numFmt w:val="bullet"/>
       <w:lvlText w:val=""/>
       <w:lvlJc w:val="left"/>
       <w:pPr>
-        <w:ind w:left="1080" w:hanging="360"/>
+        <w:ind w:left="3240" w:hanging="360"/>
       </w:pPr>
       <w:rPr>
         <w:rFonts w:ascii="Symbol" w:hAnsi="Symbol" w:hint="default"/>
       </w:rPr>
     </w:lvl>
-    <w:lvl w:ilvl="1" w:tplc="10000003" w:tentative="1">
+    <w:lvl w:ilvl="4" w:tplc="10000003" w:tentative="1">
       <w:start w:val="1"/>
       <w:numFmt w:val="bullet"/>
       <w:lvlText w:val="o"/>
       <w:lvlJc w:val="left"/>
       <w:pPr>
-        <w:ind w:left="1800" w:hanging="360"/>
+        <w:ind w:left="3960" w:hanging="360"/>
       </w:pPr>
       <w:rPr>
         <w:rFonts w:ascii="Courier New" w:hAnsi="Courier New" w:cs="Courier New" w:hint="default"/>
       </w:rPr>
     </w:lvl>
-    <w:lvl w:ilvl="2" w:tplc="10000005" w:tentative="1">
+    <w:lvl w:ilvl="5" w:tplc="10000005" w:tentative="1">
       <w:start w:val="1"/>
       <w:numFmt w:val="bullet"/>
       <w:lvlText w:val=""/>
       <w:lvlJc w:val="left"/>
       <w:pPr>
-        <w:ind w:left="2520" w:hanging="360"/>
+        <w:ind w:left="4680" w:hanging="360"/>
       </w:pPr>
       <w:rPr>
         <w:rFonts w:ascii="Wingdings" w:hAnsi="Wingdings" w:hint="default"/>
       </w:rPr>
     </w:lvl>
-    <w:lvl w:ilvl="3" w:tplc="10000001" w:tentative="1">
+    <w:lvl w:ilvl="6" w:tplc="10000001" w:tentative="1">
       <w:start w:val="1"/>
       <w:numFmt w:val="bullet"/>
       <w:lvlText w:val=""/>
       <w:lvlJc w:val="left"/>
       <w:pPr>
-        <w:ind w:left="3240" w:hanging="360"/>
+        <w:ind w:left="5400" w:hanging="360"/>
       </w:pPr>
       <w:rPr>
         <w:rFonts w:ascii="Symbol" w:hAnsi="Symbol" w:hint="default"/>
       </w:rPr>
     </w:lvl>
-    <w:lvl w:ilvl="4" w:tplc="10000003" w:tentative="1">
+    <w:lvl w:ilvl="7" w:tplc="10000003" w:tentative="1">
       <w:start w:val="1"/>
       <w:numFmt w:val="bullet"/>
       <w:lvlText w:val="o"/>
       <w:lvlJc w:val="left"/>
       <w:pPr>
-        <w:ind w:left="3960" w:hanging="360"/>
+        <w:ind w:left="6120" w:hanging="360"/>
       </w:pPr>
       <w:rPr>
         <w:rFonts w:ascii="Courier New" w:hAnsi="Courier New" w:cs="Courier New" w:hint="default"/>
       </w:rPr>
     </w:lvl>
-    <w:lvl w:ilvl="5" w:tplc="10000005" w:tentative="1">
+    <w:lvl w:ilvl="8" w:tplc="10000005" w:tentative="1">
       <w:start w:val="1"/>
       <w:numFmt w:val="bullet"/>
       <w:lvlText w:val=""/>
       <w:lvlJc w:val="left"/>
       <w:pPr>
-        <w:ind w:left="4680" w:hanging="360"/>
+        <w:ind w:left="6840" w:hanging="360"/>
       </w:pPr>
       <w:rPr>
         <w:rFonts w:ascii="Wingdings" w:hAnsi="Wingdings" w:hint="default"/>
       </w:rPr>
     </w:lvl>
-    <w:lvl w:ilvl="6" w:tplc="10000001" w:tentative="1">
-      <w:start w:val="1"/>
-      <w:numFmt w:val="bullet"/>
-      <w:lvlText w:val=""/>
-      <w:lvlJc w:val="left"/>
-      <w:pPr>
-        <w:ind w:left="5400" w:hanging="360"/>
-      </w:pPr>
-      <w:rPr>
-        <w:rFonts w:ascii="Symbol" w:hAnsi="Symbol" w:hint="default"/>
-      </w:rPr>
-    </w:lvl>
-    <w:lvl w:ilvl="7" w:tplc="10000003" w:tentative="1">
-      <w:start w:val="1"/>
-      <w:numFmt w:val="bullet"/>
-      <w:lvlText w:val="o"/>
-      <w:lvlJc w:val="left"/>
-      <w:pPr>
-        <w:ind w:left="6120" w:hanging="360"/>
-      </w:pPr>
-      <w:rPr>
-        <w:rFonts w:ascii="Courier New" w:hAnsi="Courier New" w:cs="Courier New" w:hint="default"/>
-      </w:rPr>
-    </w:lvl>
-    <w:lvl w:ilvl="8" w:tplc="10000005" w:tentative="1">
-      <w:start w:val="1"/>
-      <w:numFmt w:val="bullet"/>
-      <w:lvlText w:val=""/>
-      <w:lvlJc w:val="left"/>
-      <w:pPr>
-        <w:ind w:left="6840" w:hanging="360"/>
-      </w:pPr>
-      <w:rPr>
-        <w:rFonts w:ascii="Wingdings" w:hAnsi="Wingdings" w:hint="default"/>
-      </w:rPr>
-    </w:lvl>
   </w:abstractNum>
-  <w:abstractNum w:abstractNumId="2" w15:restartNumberingAfterBreak="0">
+  <w:abstractNum w:abstractNumId="3" w15:restartNumberingAfterBreak="0">
     <w:nsid w:val="1F20385F"/>
     <w:multiLevelType w:val="multilevel"/>
-    <w:tmpl w:val="B8F899CC"/>
+    <w:tmpl w:val="8D3A551E"/>
     <w:lvl w:ilvl="0">
       <w:start w:val="1"/>
       <w:numFmt w:val="bullet"/>
-      <w:lvlText w:val=""/>
+      <w:lvlText w:val=""/>
       <w:lvlJc w:val="left"/>
       <w:pPr>
         <w:tabs>
@@ -2512,7 +3025,7 @@
         <w:ind w:left="720" w:hanging="360"/>
       </w:pPr>
       <w:rPr>
-        <w:rFonts w:ascii="Symbol" w:hAnsi="Symbol" w:hint="default"/>
+        <w:rFonts w:ascii="Wingdings" w:hAnsi="Wingdings" w:hint="default"/>
         <w:sz w:val="20"/>
       </w:rPr>
     </w:lvl>
@@ -2645,7 +3158,7 @@
       </w:rPr>
     </w:lvl>
   </w:abstractNum>
-  <w:abstractNum w:abstractNumId="3" w15:restartNumberingAfterBreak="0">
+  <w:abstractNum w:abstractNumId="4" w15:restartNumberingAfterBreak="0">
     <w:nsid w:val="230654F9"/>
     <w:multiLevelType w:val="multilevel"/>
     <w:tmpl w:val="328EF340"/>
@@ -2758,14 +3271,14 @@
       </w:rPr>
     </w:lvl>
   </w:abstractNum>
-  <w:abstractNum w:abstractNumId="4" w15:restartNumberingAfterBreak="0">
+  <w:abstractNum w:abstractNumId="5" w15:restartNumberingAfterBreak="0">
     <w:nsid w:val="37DE7258"/>
     <w:multiLevelType w:val="multilevel"/>
-    <w:tmpl w:val="F5EE4C4A"/>
+    <w:tmpl w:val="934AEA44"/>
     <w:lvl w:ilvl="0">
       <w:start w:val="1"/>
       <w:numFmt w:val="bullet"/>
-      <w:lvlText w:val=""/>
+      <w:lvlText w:val=""/>
       <w:lvlJc w:val="left"/>
       <w:pPr>
         <w:tabs>
@@ -2774,7 +3287,7 @@
         <w:ind w:left="720" w:hanging="360"/>
       </w:pPr>
       <w:rPr>
-        <w:rFonts w:ascii="Symbol" w:hAnsi="Symbol" w:hint="default"/>
+        <w:rFonts w:ascii="Wingdings" w:hAnsi="Wingdings" w:hint="default"/>
         <w:sz w:val="20"/>
       </w:rPr>
     </w:lvl>
@@ -2907,7 +3420,7 @@
       </w:rPr>
     </w:lvl>
   </w:abstractNum>
-  <w:abstractNum w:abstractNumId="5" w15:restartNumberingAfterBreak="0">
+  <w:abstractNum w:abstractNumId="6" w15:restartNumberingAfterBreak="0">
     <w:nsid w:val="5E971BFF"/>
     <w:multiLevelType w:val="hybridMultilevel"/>
     <w:tmpl w:val="5252932C"/>
@@ -3020,7 +3533,7 @@
       </w:rPr>
     </w:lvl>
   </w:abstractNum>
-  <w:abstractNum w:abstractNumId="6" w15:restartNumberingAfterBreak="0">
+  <w:abstractNum w:abstractNumId="7" w15:restartNumberingAfterBreak="0">
     <w:nsid w:val="677B2669"/>
     <w:multiLevelType w:val="multilevel"/>
     <w:tmpl w:val="95CC2120"/>
@@ -3133,7 +3646,7 @@
       </w:rPr>
     </w:lvl>
   </w:abstractNum>
-  <w:abstractNum w:abstractNumId="7" w15:restartNumberingAfterBreak="0">
+  <w:abstractNum w:abstractNumId="8" w15:restartNumberingAfterBreak="0">
     <w:nsid w:val="6AB14B20"/>
     <w:multiLevelType w:val="multilevel"/>
     <w:tmpl w:val="B11E4DE4"/>
@@ -3283,28 +3796,31 @@
     </w:lvl>
   </w:abstractNum>
   <w:num w:numId="1" w16cid:durableId="1905405109">
-    <w:abstractNumId w:val="3"/>
+    <w:abstractNumId w:val="4"/>
   </w:num>
   <w:num w:numId="2" w16cid:durableId="804929308">
-    <w:abstractNumId w:val="6"/>
+    <w:abstractNumId w:val="7"/>
   </w:num>
   <w:num w:numId="3" w16cid:durableId="921569718">
     <w:abstractNumId w:val="0"/>
   </w:num>
   <w:num w:numId="4" w16cid:durableId="1262687560">
-    <w:abstractNumId w:val="1"/>
+    <w:abstractNumId w:val="2"/>
   </w:num>
   <w:num w:numId="5" w16cid:durableId="452753810">
+    <w:abstractNumId w:val="6"/>
+  </w:num>
+  <w:num w:numId="6" w16cid:durableId="654071035">
+    <w:abstractNumId w:val="8"/>
+  </w:num>
+  <w:num w:numId="7" w16cid:durableId="96953577">
+    <w:abstractNumId w:val="3"/>
+  </w:num>
+  <w:num w:numId="8" w16cid:durableId="840849142">
     <w:abstractNumId w:val="5"/>
   </w:num>
-  <w:num w:numId="6" w16cid:durableId="654071035">
-    <w:abstractNumId w:val="7"/>
-  </w:num>
-  <w:num w:numId="7" w16cid:durableId="96953577">
-    <w:abstractNumId w:val="2"/>
-  </w:num>
-  <w:num w:numId="8" w16cid:durableId="840849142">
-    <w:abstractNumId w:val="4"/>
+  <w:num w:numId="9" w16cid:durableId="1298728790">
+    <w:abstractNumId w:val="1"/>
   </w:num>
 </w:numbering>
 </file>
@@ -3828,6 +4344,7 @@
   <w:style w:type="character" w:default="1" w:styleId="DefaultParagraphFont">
     <w:name w:val="Default Paragraph Font"/>
     <w:uiPriority w:val="1"/>
+    <w:semiHidden/>
     <w:unhideWhenUsed/>
   </w:style>
   <w:style w:type="table" w:default="1" w:styleId="TableNormal">

--- a/Suwilanji_Silwamba_CV_ZM.docx
+++ b/Suwilanji_Silwamba_CV_ZM.docx
@@ -297,7 +297,27 @@
           <w:szCs w:val="24"/>
           <w:lang w:val="en-GB"/>
         </w:rPr>
-        <w:t>Elite Technologies LTD</w:t>
+        <w:t>Elite Technologies</w:t>
+      </w:r>
+      <w:r>
+        <w:rPr>
+          <w:b/>
+          <w:bCs/>
+          <w:sz w:val="24"/>
+          <w:szCs w:val="24"/>
+          <w:lang w:val="en-GB"/>
+        </w:rPr>
+        <w:t xml:space="preserve"> Energy</w:t>
+      </w:r>
+      <w:r>
+        <w:rPr>
+          <w:b/>
+          <w:bCs/>
+          <w:sz w:val="24"/>
+          <w:szCs w:val="24"/>
+          <w:lang w:val="en-GB"/>
+        </w:rPr>
+        <w:t xml:space="preserve"> LTD</w:t>
       </w:r>
     </w:p>
     <w:p>
@@ -314,9 +334,9 @@
         <w:rPr>
           <w:b/>
           <w:bCs/>
-          <w:sz w:val="24"/>
-          <w:szCs w:val="24"/>
-          <w:lang w:val="en-GB"/>
+          <w:color w:val="46484A"/>
+          <w:sz w:val="24"/>
+          <w:szCs w:val="24"/>
         </w:rPr>
       </w:pPr>
       <w:r>
@@ -417,141 +437,315 @@
     </w:p>
     <w:p>
       <w:pPr>
-        <w:pStyle w:val="NormalWeb"/>
+        <w:widowControl w:val="0"/>
         <w:numPr>
           <w:ilvl w:val="0"/>
-          <w:numId w:val="9"/>
+          <w:numId w:val="10"/>
         </w:numPr>
-        <w:ind w:left="426"/>
-        <w:rPr>
-          <w:rFonts w:asciiTheme="majorHAnsi" w:hAnsiTheme="majorHAnsi" w:cstheme="majorHAnsi"/>
-          <w:color w:val="000000"/>
-          <w:lang w:val="en-GB"/>
-        </w:rPr>
-      </w:pPr>
-      <w:r>
-        <w:rPr>
-          <w:rFonts w:asciiTheme="majorHAnsi" w:hAnsiTheme="majorHAnsi" w:cstheme="majorHAnsi"/>
-          <w:color w:val="000000"/>
-          <w:lang w:val="en-GB"/>
-        </w:rPr>
-        <w:t>Configured and maintained the company’s internal network infrastructure to support daily operations.</w:t>
-      </w:r>
-    </w:p>
-    <w:p>
-      <w:pPr>
-        <w:pStyle w:val="NormalWeb"/>
+        <w:pBdr>
+          <w:top w:val="nil"/>
+          <w:left w:val="nil"/>
+          <w:bottom w:val="nil"/>
+          <w:right w:val="nil"/>
+          <w:between w:val="nil"/>
+        </w:pBdr>
+        <w:tabs>
+          <w:tab w:val="clear" w:pos="720"/>
+        </w:tabs>
+        <w:spacing w:before="100" w:beforeAutospacing="1" w:after="100" w:afterAutospacing="1" w:line="240" w:lineRule="auto"/>
+        <w:ind w:left="426" w:hanging="357"/>
+        <w:rPr>
+          <w:sz w:val="24"/>
+          <w:szCs w:val="24"/>
+          <w:lang/>
+        </w:rPr>
+      </w:pPr>
+      <w:r>
+        <w:rPr>
+          <w:sz w:val="24"/>
+          <w:szCs w:val="24"/>
+          <w:lang/>
+        </w:rPr>
+        <w:t xml:space="preserve">Configured, maintained, and monitored the company’s internal network infrastructure to support daily operations and ensure system reliability. </w:t>
+      </w:r>
+    </w:p>
+    <w:p>
+      <w:pPr>
+        <w:widowControl w:val="0"/>
         <w:numPr>
           <w:ilvl w:val="0"/>
-          <w:numId w:val="9"/>
+          <w:numId w:val="10"/>
         </w:numPr>
-        <w:ind w:left="426"/>
-        <w:rPr>
-          <w:rFonts w:asciiTheme="majorHAnsi" w:hAnsiTheme="majorHAnsi" w:cstheme="majorHAnsi"/>
-          <w:color w:val="000000"/>
-          <w:lang w:val="en-GB"/>
-        </w:rPr>
-      </w:pPr>
-      <w:r>
-        <w:rPr>
-          <w:rFonts w:asciiTheme="majorHAnsi" w:hAnsiTheme="majorHAnsi" w:cstheme="majorHAnsi"/>
-          <w:color w:val="000000"/>
-          <w:lang w:val="en-GB"/>
-        </w:rPr>
-        <w:t>I a</w:t>
-      </w:r>
-      <w:r>
-        <w:rPr>
-          <w:rFonts w:asciiTheme="majorHAnsi" w:hAnsiTheme="majorHAnsi" w:cstheme="majorHAnsi"/>
-          <w:color w:val="000000"/>
-          <w:lang w:val="en-GB"/>
-        </w:rPr>
-        <w:t>utomate data analytics workflows for solar installation systems using n8n, enabling efficient data collection and processing.</w:t>
-      </w:r>
-    </w:p>
-    <w:p>
-      <w:pPr>
-        <w:pStyle w:val="NormalWeb"/>
+        <w:pBdr>
+          <w:top w:val="nil"/>
+          <w:left w:val="nil"/>
+          <w:bottom w:val="nil"/>
+          <w:right w:val="nil"/>
+          <w:between w:val="nil"/>
+        </w:pBdr>
+        <w:spacing w:before="100" w:beforeAutospacing="1" w:after="100" w:afterAutospacing="1" w:line="240" w:lineRule="auto"/>
+        <w:ind w:left="426" w:hanging="357"/>
+        <w:rPr>
+          <w:sz w:val="24"/>
+          <w:szCs w:val="24"/>
+          <w:lang/>
+        </w:rPr>
+      </w:pPr>
+      <w:r>
+        <w:rPr>
+          <w:sz w:val="24"/>
+          <w:szCs w:val="24"/>
+          <w:lang/>
+        </w:rPr>
+        <w:t xml:space="preserve">Designed and implemented workflow automations using n8n for communication, task management, document processing, and operational efficiency. </w:t>
+      </w:r>
+    </w:p>
+    <w:p>
+      <w:pPr>
+        <w:widowControl w:val="0"/>
         <w:numPr>
           <w:ilvl w:val="0"/>
-          <w:numId w:val="9"/>
+          <w:numId w:val="10"/>
         </w:numPr>
-        <w:ind w:left="426"/>
-        <w:rPr>
-          <w:rFonts w:asciiTheme="majorHAnsi" w:hAnsiTheme="majorHAnsi" w:cstheme="majorHAnsi"/>
-          <w:color w:val="000000"/>
-          <w:lang w:val="en-GB"/>
-        </w:rPr>
-      </w:pPr>
-      <w:r>
-        <w:rPr>
-          <w:rFonts w:asciiTheme="majorHAnsi" w:hAnsiTheme="majorHAnsi" w:cstheme="majorHAnsi"/>
-          <w:color w:val="000000"/>
-          <w:lang w:val="en-GB"/>
-        </w:rPr>
-        <w:t>I d</w:t>
-      </w:r>
-      <w:r>
-        <w:rPr>
-          <w:rFonts w:asciiTheme="majorHAnsi" w:hAnsiTheme="majorHAnsi" w:cstheme="majorHAnsi"/>
-          <w:color w:val="000000"/>
-          <w:lang w:val="en-GB"/>
-        </w:rPr>
-        <w:t>evelop internal automation bots to improve cross-department communication and workflow coordination.</w:t>
-      </w:r>
-    </w:p>
-    <w:p>
-      <w:pPr>
-        <w:pStyle w:val="NormalWeb"/>
+        <w:pBdr>
+          <w:top w:val="nil"/>
+          <w:left w:val="nil"/>
+          <w:bottom w:val="nil"/>
+          <w:right w:val="nil"/>
+          <w:between w:val="nil"/>
+        </w:pBdr>
+        <w:spacing w:before="100" w:beforeAutospacing="1" w:after="100" w:afterAutospacing="1" w:line="240" w:lineRule="auto"/>
+        <w:ind w:left="426" w:hanging="357"/>
+        <w:rPr>
+          <w:sz w:val="24"/>
+          <w:szCs w:val="24"/>
+          <w:lang/>
+        </w:rPr>
+      </w:pPr>
+      <w:r>
+        <w:rPr>
+          <w:sz w:val="24"/>
+          <w:szCs w:val="24"/>
+          <w:lang/>
+        </w:rPr>
+        <w:t xml:space="preserve">Developed and deployed internal tools and automation systems using JavaScript to improve productivity across departments. </w:t>
+      </w:r>
+    </w:p>
+    <w:p>
+      <w:pPr>
+        <w:widowControl w:val="0"/>
         <w:numPr>
           <w:ilvl w:val="0"/>
-          <w:numId w:val="9"/>
+          <w:numId w:val="10"/>
         </w:numPr>
-        <w:ind w:left="426"/>
-        <w:rPr>
-          <w:rFonts w:asciiTheme="majorHAnsi" w:hAnsiTheme="majorHAnsi" w:cstheme="majorHAnsi"/>
-          <w:color w:val="000000"/>
-          <w:lang w:val="en-GB"/>
-        </w:rPr>
-      </w:pPr>
-      <w:r>
-        <w:rPr>
-          <w:rFonts w:asciiTheme="majorHAnsi" w:hAnsiTheme="majorHAnsi" w:cstheme="majorHAnsi"/>
-          <w:color w:val="000000"/>
-          <w:lang w:val="en-GB"/>
-        </w:rPr>
-        <w:t>I p</w:t>
-      </w:r>
-      <w:r>
-        <w:rPr>
-          <w:rFonts w:asciiTheme="majorHAnsi" w:hAnsiTheme="majorHAnsi" w:cstheme="majorHAnsi"/>
-          <w:color w:val="000000"/>
-          <w:lang w:val="en-GB"/>
-        </w:rPr>
-        <w:t>rovided day-to-day IT support, including system troubleshooting, maintenance, and user support to ensure reliable operation of company IT systems.</w:t>
-      </w:r>
-    </w:p>
-    <w:p>
-      <w:pPr>
-        <w:pStyle w:val="NormalWeb"/>
+        <w:pBdr>
+          <w:top w:val="nil"/>
+          <w:left w:val="nil"/>
+          <w:bottom w:val="nil"/>
+          <w:right w:val="nil"/>
+          <w:between w:val="nil"/>
+        </w:pBdr>
+        <w:spacing w:before="100" w:beforeAutospacing="1" w:after="100" w:afterAutospacing="1" w:line="240" w:lineRule="auto"/>
+        <w:ind w:left="426" w:hanging="357"/>
+        <w:rPr>
+          <w:sz w:val="24"/>
+          <w:szCs w:val="24"/>
+          <w:lang/>
+        </w:rPr>
+      </w:pPr>
+      <w:r>
+        <w:rPr>
+          <w:sz w:val="24"/>
+          <w:szCs w:val="24"/>
+          <w:lang/>
+        </w:rPr>
+        <w:t xml:space="preserve">Set up and managed a Nextcloud private cloud service for secure internal file storage, sharing, and document management. </w:t>
+      </w:r>
+    </w:p>
+    <w:p>
+      <w:pPr>
+        <w:widowControl w:val="0"/>
         <w:numPr>
           <w:ilvl w:val="0"/>
-          <w:numId w:val="9"/>
+          <w:numId w:val="10"/>
         </w:numPr>
-        <w:ind w:left="426"/>
-        <w:rPr>
-          <w:rFonts w:asciiTheme="majorHAnsi" w:hAnsiTheme="majorHAnsi" w:cstheme="majorHAnsi"/>
-          <w:color w:val="000000"/>
-          <w:lang w:val="en-GB"/>
-        </w:rPr>
-      </w:pPr>
-      <w:r>
-        <w:rPr>
-          <w:rFonts w:asciiTheme="majorHAnsi" w:hAnsiTheme="majorHAnsi" w:cstheme="majorHAnsi"/>
-          <w:color w:val="000000"/>
-          <w:lang w:val="en-GB"/>
-        </w:rPr>
-        <w:t>Stack: JavaScript, Python, SQL, n8n.</w:t>
+        <w:pBdr>
+          <w:top w:val="nil"/>
+          <w:left w:val="nil"/>
+          <w:bottom w:val="nil"/>
+          <w:right w:val="nil"/>
+          <w:between w:val="nil"/>
+        </w:pBdr>
+        <w:spacing w:before="100" w:beforeAutospacing="1" w:after="100" w:afterAutospacing="1" w:line="240" w:lineRule="auto"/>
+        <w:ind w:left="426" w:hanging="357"/>
+        <w:rPr>
+          <w:sz w:val="24"/>
+          <w:szCs w:val="24"/>
+          <w:lang/>
+        </w:rPr>
+      </w:pPr>
+      <w:r>
+        <w:rPr>
+          <w:sz w:val="24"/>
+          <w:szCs w:val="24"/>
+          <w:lang/>
+        </w:rPr>
+        <w:t xml:space="preserve">Conducted DevOps and infrastructure management tasks, including administration of the company’s VPS environments and on-premises physical servers. </w:t>
+      </w:r>
+    </w:p>
+    <w:p>
+      <w:pPr>
+        <w:widowControl w:val="0"/>
+        <w:numPr>
+          <w:ilvl w:val="0"/>
+          <w:numId w:val="10"/>
+        </w:numPr>
+        <w:pBdr>
+          <w:top w:val="nil"/>
+          <w:left w:val="nil"/>
+          <w:bottom w:val="nil"/>
+          <w:right w:val="nil"/>
+          <w:between w:val="nil"/>
+        </w:pBdr>
+        <w:spacing w:before="100" w:beforeAutospacing="1" w:after="100" w:afterAutospacing="1" w:line="240" w:lineRule="auto"/>
+        <w:ind w:left="426" w:hanging="357"/>
+        <w:rPr>
+          <w:sz w:val="24"/>
+          <w:szCs w:val="24"/>
+          <w:lang/>
+        </w:rPr>
+      </w:pPr>
+      <w:r>
+        <w:rPr>
+          <w:sz w:val="24"/>
+          <w:szCs w:val="24"/>
+          <w:lang/>
+        </w:rPr>
+        <w:t xml:space="preserve">Implemented, maintained, and optimized PostgreSQL databases to improve system performance, reliability, and data management. </w:t>
+      </w:r>
+    </w:p>
+    <w:p>
+      <w:pPr>
+        <w:widowControl w:val="0"/>
+        <w:numPr>
+          <w:ilvl w:val="0"/>
+          <w:numId w:val="10"/>
+        </w:numPr>
+        <w:pBdr>
+          <w:top w:val="nil"/>
+          <w:left w:val="nil"/>
+          <w:bottom w:val="nil"/>
+          <w:right w:val="nil"/>
+          <w:between w:val="nil"/>
+        </w:pBdr>
+        <w:spacing w:before="100" w:beforeAutospacing="1" w:after="100" w:afterAutospacing="1" w:line="240" w:lineRule="auto"/>
+        <w:ind w:left="426" w:hanging="357"/>
+        <w:rPr>
+          <w:sz w:val="24"/>
+          <w:szCs w:val="24"/>
+          <w:lang/>
+        </w:rPr>
+      </w:pPr>
+      <w:r>
+        <w:rPr>
+          <w:sz w:val="24"/>
+          <w:szCs w:val="24"/>
+          <w:lang/>
+        </w:rPr>
+        <w:t xml:space="preserve">Automated data analytics workflows for solar installation systems using n8n, enabling efficient data collection and processing. </w:t>
+      </w:r>
+    </w:p>
+    <w:p>
+      <w:pPr>
+        <w:widowControl w:val="0"/>
+        <w:numPr>
+          <w:ilvl w:val="0"/>
+          <w:numId w:val="10"/>
+        </w:numPr>
+        <w:pBdr>
+          <w:top w:val="nil"/>
+          <w:left w:val="nil"/>
+          <w:bottom w:val="nil"/>
+          <w:right w:val="nil"/>
+          <w:between w:val="nil"/>
+        </w:pBdr>
+        <w:spacing w:before="100" w:beforeAutospacing="1" w:after="100" w:afterAutospacing="1" w:line="240" w:lineRule="auto"/>
+        <w:ind w:left="426" w:hanging="357"/>
+        <w:rPr>
+          <w:sz w:val="24"/>
+          <w:szCs w:val="24"/>
+          <w:lang/>
+        </w:rPr>
+      </w:pPr>
+      <w:r>
+        <w:rPr>
+          <w:sz w:val="24"/>
+          <w:szCs w:val="24"/>
+          <w:lang/>
+        </w:rPr>
+        <w:t xml:space="preserve">Developed internal automation bots to improve cross-department communication and workflow coordination. </w:t>
+      </w:r>
+    </w:p>
+    <w:p>
+      <w:pPr>
+        <w:widowControl w:val="0"/>
+        <w:numPr>
+          <w:ilvl w:val="0"/>
+          <w:numId w:val="10"/>
+        </w:numPr>
+        <w:pBdr>
+          <w:top w:val="nil"/>
+          <w:left w:val="nil"/>
+          <w:bottom w:val="nil"/>
+          <w:right w:val="nil"/>
+          <w:between w:val="nil"/>
+        </w:pBdr>
+        <w:spacing w:before="100" w:beforeAutospacing="1" w:after="100" w:afterAutospacing="1" w:line="240" w:lineRule="auto"/>
+        <w:ind w:left="426" w:hanging="357"/>
+        <w:rPr>
+          <w:sz w:val="24"/>
+          <w:szCs w:val="24"/>
+          <w:lang/>
+        </w:rPr>
+      </w:pPr>
+      <w:r>
+        <w:rPr>
+          <w:sz w:val="24"/>
+          <w:szCs w:val="24"/>
+          <w:lang/>
+        </w:rPr>
+        <w:t xml:space="preserve">Provided day-to-day IT support, including troubleshooting, maintenance, and user support to ensure continuous operation of company IT systems. </w:t>
+      </w:r>
+    </w:p>
+    <w:p>
+      <w:pPr>
+        <w:widowControl w:val="0"/>
+        <w:numPr>
+          <w:ilvl w:val="0"/>
+          <w:numId w:val="10"/>
+        </w:numPr>
+        <w:pBdr>
+          <w:top w:val="nil"/>
+          <w:left w:val="nil"/>
+          <w:bottom w:val="nil"/>
+          <w:right w:val="nil"/>
+          <w:between w:val="nil"/>
+        </w:pBdr>
+        <w:spacing w:before="100" w:beforeAutospacing="1" w:after="100" w:afterAutospacing="1" w:line="240" w:lineRule="auto"/>
+        <w:ind w:left="426" w:hanging="357"/>
+        <w:rPr>
+          <w:sz w:val="24"/>
+          <w:szCs w:val="24"/>
+          <w:lang/>
+        </w:rPr>
+      </w:pPr>
+      <w:r>
+        <w:rPr>
+          <w:sz w:val="24"/>
+          <w:szCs w:val="24"/>
+          <w:lang/>
+        </w:rPr>
+        <w:t>Stack: JavaScript, Python, SQL, PostgreSQL, n8n, Nextcloud, Linux, VPS Management.</w:t>
       </w:r>
     </w:p>
     <w:p>
@@ -1013,6 +1207,7 @@
           <w:sz w:val="24"/>
           <w:szCs w:val="24"/>
         </w:rPr>
+        <w:lastRenderedPageBreak/>
         <w:t>Innopolis Labs (Russia, Remote)</w:t>
       </w:r>
     </w:p>
@@ -1289,7 +1484,6 @@
           <w:color w:val="000000"/>
           <w:lang w:val="en-GB"/>
         </w:rPr>
-        <w:lastRenderedPageBreak/>
         <w:t>Proposed architectural changes to enable dynamic resource allocation in a running system by redistributing resources between models, resulting in over a 12% decrease in response times.</w:t>
       </w:r>
     </w:p>
@@ -2331,6 +2525,7 @@
           <w:sz w:val="28"/>
           <w:szCs w:val="28"/>
         </w:rPr>
+        <w:lastRenderedPageBreak/>
         <w:t xml:space="preserve">Other notable achievements </w:t>
       </w:r>
     </w:p>
@@ -2426,7 +2621,6 @@
           <w:sz w:val="28"/>
           <w:szCs w:val="28"/>
         </w:rPr>
-        <w:lastRenderedPageBreak/>
         <w:t xml:space="preserve">References </w:t>
       </w:r>
     </w:p>
@@ -2671,6 +2865,155 @@
 <file path=word/numbering.xml><?xml version="1.0" encoding="utf-8"?>
 <w:numbering xmlns:wpc="http://schemas.microsoft.com/office/word/2010/wordprocessingCanvas" xmlns:cx="http://schemas.microsoft.com/office/drawing/2014/chartex" xmlns:cx1="http://schemas.microsoft.com/office/drawing/2015/9/8/chartex" xmlns:cx2="http://schemas.microsoft.com/office/drawing/2015/10/21/chartex" xmlns:cx3="http://schemas.microsoft.com/office/drawing/2016/5/9/chartex" xmlns:cx4="http://schemas.microsoft.com/office/drawing/2016/5/10/chartex" xmlns:cx5="http://schemas.microsoft.com/office/drawing/2016/5/11/chartex" xmlns:cx6="http://schemas.microsoft.com/office/drawing/2016/5/12/chartex" xmlns:cx7="http://schemas.microsoft.com/office/drawing/2016/5/13/chartex" xmlns:cx8="http://schemas.microsoft.com/office/drawing/2016/5/14/chartex" xmlns:mc="http://schemas.openxmlformats.org/markup-compatibility/2006" xmlns:aink="http://schemas.microsoft.com/office/drawing/2016/ink" xmlns:am3d="http://schemas.microsoft.com/office/drawing/2017/model3d" xmlns:o="urn:schemas-microsoft-com:office:office" xmlns:oel="http://schemas.microsoft.com/office/2019/extlst" xmlns:r="http://schemas.openxmlformats.org/officeDocument/2006/relationships" xmlns:m="http://schemas.openxmlformats.org/officeDocument/2006/math" xmlns:v="urn:schemas-microsoft-com:vml" xmlns:wp14="http://schemas.microsoft.com/office/word/2010/wordprocessingDrawing" xmlns:wp="http://schemas.openxmlformats.org/drawingml/2006/wordprocessingDrawing" xmlns:w10="urn:schemas-microsoft-com:office:word" xmlns:w="http://schemas.openxmlformats.org/wordprocessingml/2006/main" xmlns:w14="http://schemas.microsoft.com/office/word/2010/wordml" xmlns:w15="http://schemas.microsoft.com/office/word/2012/wordml" xmlns:w16cex="http://schemas.microsoft.com/office/word/2018/wordml/cex" xmlns:w16cid="http://schemas.microsoft.com/office/word/2016/wordml/cid" xmlns:w16="http://schemas.microsoft.com/office/word/2018/wordml" xmlns:w16du="http://schemas.microsoft.com/office/word/2023/wordml/word16du" xmlns:w16sdtdh="http://schemas.microsoft.com/office/word/2020/wordml/sdtdatahash" xmlns:w16sdtfl="http://schemas.microsoft.com/office/word/2024/wordml/sdtformatlock" xmlns:w16se="http://schemas.microsoft.com/office/word/2015/wordml/symex" xmlns:wpg="http://schemas.microsoft.com/office/word/2010/wordprocessingGroup" xmlns:wpi="http://schemas.microsoft.com/office/word/2010/wordprocessingInk" xmlns:wne="http://schemas.microsoft.com/office/word/2006/wordml" xmlns:wps="http://schemas.microsoft.com/office/word/2010/wordprocessingShape" mc:Ignorable="w14 w15 w16se w16cid w16 w16cex w16sdtdh w16sdtfl w16du wp14">
   <w:abstractNum w:abstractNumId="0" w15:restartNumberingAfterBreak="0">
+    <w:nsid w:val="040617C7"/>
+    <w:multiLevelType w:val="multilevel"/>
+    <w:tmpl w:val="E200A308"/>
+    <w:lvl w:ilvl="0">
+      <w:start w:val="1"/>
+      <w:numFmt w:val="bullet"/>
+      <w:lvlText w:val=""/>
+      <w:lvlJc w:val="left"/>
+      <w:pPr>
+        <w:tabs>
+          <w:tab w:val="num" w:pos="720"/>
+        </w:tabs>
+        <w:ind w:left="720" w:hanging="360"/>
+      </w:pPr>
+      <w:rPr>
+        <w:rFonts w:ascii="Symbol" w:hAnsi="Symbol" w:hint="default"/>
+        <w:sz w:val="20"/>
+      </w:rPr>
+    </w:lvl>
+    <w:lvl w:ilvl="1" w:tentative="1">
+      <w:start w:val="1"/>
+      <w:numFmt w:val="bullet"/>
+      <w:lvlText w:val="o"/>
+      <w:lvlJc w:val="left"/>
+      <w:pPr>
+        <w:tabs>
+          <w:tab w:val="num" w:pos="1440"/>
+        </w:tabs>
+        <w:ind w:left="1440" w:hanging="360"/>
+      </w:pPr>
+      <w:rPr>
+        <w:rFonts w:ascii="Courier New" w:hAnsi="Courier New" w:hint="default"/>
+        <w:sz w:val="20"/>
+      </w:rPr>
+    </w:lvl>
+    <w:lvl w:ilvl="2" w:tentative="1">
+      <w:start w:val="1"/>
+      <w:numFmt w:val="bullet"/>
+      <w:lvlText w:val=""/>
+      <w:lvlJc w:val="left"/>
+      <w:pPr>
+        <w:tabs>
+          <w:tab w:val="num" w:pos="2160"/>
+        </w:tabs>
+        <w:ind w:left="2160" w:hanging="360"/>
+      </w:pPr>
+      <w:rPr>
+        <w:rFonts w:ascii="Wingdings" w:hAnsi="Wingdings" w:hint="default"/>
+        <w:sz w:val="20"/>
+      </w:rPr>
+    </w:lvl>
+    <w:lvl w:ilvl="3" w:tentative="1">
+      <w:start w:val="1"/>
+      <w:numFmt w:val="bullet"/>
+      <w:lvlText w:val=""/>
+      <w:lvlJc w:val="left"/>
+      <w:pPr>
+        <w:tabs>
+          <w:tab w:val="num" w:pos="2880"/>
+        </w:tabs>
+        <w:ind w:left="2880" w:hanging="360"/>
+      </w:pPr>
+      <w:rPr>
+        <w:rFonts w:ascii="Wingdings" w:hAnsi="Wingdings" w:hint="default"/>
+        <w:sz w:val="20"/>
+      </w:rPr>
+    </w:lvl>
+    <w:lvl w:ilvl="4" w:tentative="1">
+      <w:start w:val="1"/>
+      <w:numFmt w:val="bullet"/>
+      <w:lvlText w:val=""/>
+      <w:lvlJc w:val="left"/>
+      <w:pPr>
+        <w:tabs>
+          <w:tab w:val="num" w:pos="3600"/>
+        </w:tabs>
+        <w:ind w:left="3600" w:hanging="360"/>
+      </w:pPr>
+      <w:rPr>
+        <w:rFonts w:ascii="Wingdings" w:hAnsi="Wingdings" w:hint="default"/>
+        <w:sz w:val="20"/>
+      </w:rPr>
+    </w:lvl>
+    <w:lvl w:ilvl="5" w:tentative="1">
+      <w:start w:val="1"/>
+      <w:numFmt w:val="bullet"/>
+      <w:lvlText w:val=""/>
+      <w:lvlJc w:val="left"/>
+      <w:pPr>
+        <w:tabs>
+          <w:tab w:val="num" w:pos="4320"/>
+        </w:tabs>
+        <w:ind w:left="4320" w:hanging="360"/>
+      </w:pPr>
+      <w:rPr>
+        <w:rFonts w:ascii="Wingdings" w:hAnsi="Wingdings" w:hint="default"/>
+        <w:sz w:val="20"/>
+      </w:rPr>
+    </w:lvl>
+    <w:lvl w:ilvl="6" w:tentative="1">
+      <w:start w:val="1"/>
+      <w:numFmt w:val="bullet"/>
+      <w:lvlText w:val=""/>
+      <w:lvlJc w:val="left"/>
+      <w:pPr>
+        <w:tabs>
+          <w:tab w:val="num" w:pos="5040"/>
+        </w:tabs>
+        <w:ind w:left="5040" w:hanging="360"/>
+      </w:pPr>
+      <w:rPr>
+        <w:rFonts w:ascii="Wingdings" w:hAnsi="Wingdings" w:hint="default"/>
+        <w:sz w:val="20"/>
+      </w:rPr>
+    </w:lvl>
+    <w:lvl w:ilvl="7" w:tentative="1">
+      <w:start w:val="1"/>
+      <w:numFmt w:val="bullet"/>
+      <w:lvlText w:val=""/>
+      <w:lvlJc w:val="left"/>
+      <w:pPr>
+        <w:tabs>
+          <w:tab w:val="num" w:pos="5760"/>
+        </w:tabs>
+        <w:ind w:left="5760" w:hanging="360"/>
+      </w:pPr>
+      <w:rPr>
+        <w:rFonts w:ascii="Wingdings" w:hAnsi="Wingdings" w:hint="default"/>
+        <w:sz w:val="20"/>
+      </w:rPr>
+    </w:lvl>
+    <w:lvl w:ilvl="8" w:tentative="1">
+      <w:start w:val="1"/>
+      <w:numFmt w:val="bullet"/>
+      <w:lvlText w:val=""/>
+      <w:lvlJc w:val="left"/>
+      <w:pPr>
+        <w:tabs>
+          <w:tab w:val="num" w:pos="6480"/>
+        </w:tabs>
+        <w:ind w:left="6480" w:hanging="360"/>
+      </w:pPr>
+      <w:rPr>
+        <w:rFonts w:ascii="Wingdings" w:hAnsi="Wingdings" w:hint="default"/>
+        <w:sz w:val="20"/>
+      </w:rPr>
+    </w:lvl>
+  </w:abstractNum>
+  <w:abstractNum w:abstractNumId="1" w15:restartNumberingAfterBreak="0">
     <w:nsid w:val="15395CEE"/>
     <w:multiLevelType w:val="multilevel"/>
     <w:tmpl w:val="E26A9252"/>
@@ -2783,7 +3126,7 @@
       </w:rPr>
     </w:lvl>
   </w:abstractNum>
-  <w:abstractNum w:abstractNumId="1" w15:restartNumberingAfterBreak="0">
+  <w:abstractNum w:abstractNumId="2" w15:restartNumberingAfterBreak="0">
     <w:nsid w:val="19FD3A0F"/>
     <w:multiLevelType w:val="hybridMultilevel"/>
     <w:tmpl w:val="AF4EC710"/>
@@ -2896,7 +3239,7 @@
       </w:rPr>
     </w:lvl>
   </w:abstractNum>
-  <w:abstractNum w:abstractNumId="2" w15:restartNumberingAfterBreak="0">
+  <w:abstractNum w:abstractNumId="3" w15:restartNumberingAfterBreak="0">
     <w:nsid w:val="1D9B6CA5"/>
     <w:multiLevelType w:val="hybridMultilevel"/>
     <w:tmpl w:val="9A147B0E"/>
@@ -3009,7 +3352,7 @@
       </w:rPr>
     </w:lvl>
   </w:abstractNum>
-  <w:abstractNum w:abstractNumId="3" w15:restartNumberingAfterBreak="0">
+  <w:abstractNum w:abstractNumId="4" w15:restartNumberingAfterBreak="0">
     <w:nsid w:val="1F20385F"/>
     <w:multiLevelType w:val="multilevel"/>
     <w:tmpl w:val="8D3A551E"/>
@@ -3158,7 +3501,7 @@
       </w:rPr>
     </w:lvl>
   </w:abstractNum>
-  <w:abstractNum w:abstractNumId="4" w15:restartNumberingAfterBreak="0">
+  <w:abstractNum w:abstractNumId="5" w15:restartNumberingAfterBreak="0">
     <w:nsid w:val="230654F9"/>
     <w:multiLevelType w:val="multilevel"/>
     <w:tmpl w:val="328EF340"/>
@@ -3271,7 +3614,7 @@
       </w:rPr>
     </w:lvl>
   </w:abstractNum>
-  <w:abstractNum w:abstractNumId="5" w15:restartNumberingAfterBreak="0">
+  <w:abstractNum w:abstractNumId="6" w15:restartNumberingAfterBreak="0">
     <w:nsid w:val="37DE7258"/>
     <w:multiLevelType w:val="multilevel"/>
     <w:tmpl w:val="934AEA44"/>
@@ -3420,7 +3763,7 @@
       </w:rPr>
     </w:lvl>
   </w:abstractNum>
-  <w:abstractNum w:abstractNumId="6" w15:restartNumberingAfterBreak="0">
+  <w:abstractNum w:abstractNumId="7" w15:restartNumberingAfterBreak="0">
     <w:nsid w:val="5E971BFF"/>
     <w:multiLevelType w:val="hybridMultilevel"/>
     <w:tmpl w:val="5252932C"/>
@@ -3533,7 +3876,7 @@
       </w:rPr>
     </w:lvl>
   </w:abstractNum>
-  <w:abstractNum w:abstractNumId="7" w15:restartNumberingAfterBreak="0">
+  <w:abstractNum w:abstractNumId="8" w15:restartNumberingAfterBreak="0">
     <w:nsid w:val="677B2669"/>
     <w:multiLevelType w:val="multilevel"/>
     <w:tmpl w:val="95CC2120"/>
@@ -3646,7 +3989,7 @@
       </w:rPr>
     </w:lvl>
   </w:abstractNum>
-  <w:abstractNum w:abstractNumId="8" w15:restartNumberingAfterBreak="0">
+  <w:abstractNum w:abstractNumId="9" w15:restartNumberingAfterBreak="0">
     <w:nsid w:val="6AB14B20"/>
     <w:multiLevelType w:val="multilevel"/>
     <w:tmpl w:val="B11E4DE4"/>
@@ -3796,31 +4139,34 @@
     </w:lvl>
   </w:abstractNum>
   <w:num w:numId="1" w16cid:durableId="1905405109">
+    <w:abstractNumId w:val="5"/>
+  </w:num>
+  <w:num w:numId="2" w16cid:durableId="804929308">
+    <w:abstractNumId w:val="8"/>
+  </w:num>
+  <w:num w:numId="3" w16cid:durableId="921569718">
+    <w:abstractNumId w:val="1"/>
+  </w:num>
+  <w:num w:numId="4" w16cid:durableId="1262687560">
+    <w:abstractNumId w:val="3"/>
+  </w:num>
+  <w:num w:numId="5" w16cid:durableId="452753810">
+    <w:abstractNumId w:val="7"/>
+  </w:num>
+  <w:num w:numId="6" w16cid:durableId="654071035">
+    <w:abstractNumId w:val="9"/>
+  </w:num>
+  <w:num w:numId="7" w16cid:durableId="96953577">
     <w:abstractNumId w:val="4"/>
   </w:num>
-  <w:num w:numId="2" w16cid:durableId="804929308">
-    <w:abstractNumId w:val="7"/>
+  <w:num w:numId="8" w16cid:durableId="840849142">
+    <w:abstractNumId w:val="6"/>
   </w:num>
-  <w:num w:numId="3" w16cid:durableId="921569718">
-    <w:abstractNumId w:val="0"/>
-  </w:num>
-  <w:num w:numId="4" w16cid:durableId="1262687560">
+  <w:num w:numId="9" w16cid:durableId="1298728790">
     <w:abstractNumId w:val="2"/>
   </w:num>
-  <w:num w:numId="5" w16cid:durableId="452753810">
-    <w:abstractNumId w:val="6"/>
-  </w:num>
-  <w:num w:numId="6" w16cid:durableId="654071035">
-    <w:abstractNumId w:val="8"/>
-  </w:num>
-  <w:num w:numId="7" w16cid:durableId="96953577">
-    <w:abstractNumId w:val="3"/>
-  </w:num>
-  <w:num w:numId="8" w16cid:durableId="840849142">
-    <w:abstractNumId w:val="5"/>
-  </w:num>
-  <w:num w:numId="9" w16cid:durableId="1298728790">
-    <w:abstractNumId w:val="1"/>
+  <w:num w:numId="10" w16cid:durableId="2122801734">
+    <w:abstractNumId w:val="0"/>
   </w:num>
 </w:numbering>
 </file>
@@ -4344,7 +4690,6 @@
   <w:style w:type="character" w:default="1" w:styleId="DefaultParagraphFont">
     <w:name w:val="Default Paragraph Font"/>
     <w:uiPriority w:val="1"/>
-    <w:semiHidden/>
     <w:unhideWhenUsed/>
   </w:style>
   <w:style w:type="table" w:default="1" w:styleId="TableNormal">
